--- a/fuentes/CF1_240201524_DU.docx
+++ b/fuentes/CF1_240201524_DU.docx
@@ -394,9 +394,6 @@
       <w:r>
         <w:t>La comunicación es una capacidad innata del ser humano, quien, movido por la necesidad natural de interactuar, de ser con el otro y consigo mismo, recurre a múltiples formas de expresión, tanto verbales como no verbales. Comunicar no puede entenderse como un proceso simple y lineal, reducido únicamente a los elementos de emisor, mensaje y receptor. Por el contrario, se trata de un fenómeno circular y complejo, que surge de la reflexión, la crítica, la fe o la duda, del intercambio de emociones, de la posible incoherencia entre lo que se piensa, se siente y se actúa, o de la incomprensión en la relación con el otro, sea quien sea este. Estas son solo algunas de las múltiples dimensiones que dan forma a la necesidad humana de expresión.</w:t>
       </w:r>
-      <w:r>
-        <w:t>.</w:t>
-      </w:r>
     </w:p>
     <w:p>
       <w:pPr>
@@ -430,7 +427,7 @@
           <w:szCs w:val="28"/>
           <w14:ligatures w14:val="none"/>
         </w:rPr>
-        <w:t>A</w:t>
+        <w:t>Septiembre</w:t>
       </w:r>
       <w:r>
         <w:rPr>
@@ -442,7 +439,7 @@
           <w:szCs w:val="28"/>
           <w14:ligatures w14:val="none"/>
         </w:rPr>
-        <w:t>gosto</w:t>
+        <w:t xml:space="preserve"> 202</w:t>
       </w:r>
       <w:r>
         <w:rPr>
@@ -454,18 +451,6 @@
           <w:szCs w:val="28"/>
           <w14:ligatures w14:val="none"/>
         </w:rPr>
-        <w:t xml:space="preserve"> 202</w:t>
-      </w:r>
-      <w:r>
-        <w:rPr>
-          <w:rFonts w:cstheme="minorHAnsi"/>
-          <w:b/>
-          <w:bCs/>
-          <w:color w:val="000000" w:themeColor="text1"/>
-          <w:kern w:val="0"/>
-          <w:szCs w:val="28"/>
-          <w14:ligatures w14:val="none"/>
-        </w:rPr>
         <w:t>5</w:t>
       </w:r>
       <w:r>
@@ -476,7 +461,8 @@
         <w:br w:type="page"/>
       </w:r>
     </w:p>
-    <w:bookmarkStart w:id="0" w:name="_Toc206175693" w:displacedByCustomXml="next"/>
+    <w:bookmarkStart w:id="0" w:name="_Toc209544851" w:displacedByCustomXml="next"/>
+    <w:bookmarkStart w:id="1" w:name="_Toc206175693" w:displacedByCustomXml="next"/>
     <w:sdt>
       <w:sdtPr>
         <w:rPr>
@@ -513,6 +499,9 @@
               <w:numId w:val="0"/>
             </w:numPr>
             <w:ind w:left="709"/>
+            <w:rPr>
+              <w:noProof/>
+            </w:rPr>
           </w:pPr>
           <w:r>
             <w:t>Tabla de c</w:t>
@@ -520,7 +509,30 @@
           <w:r>
             <w:t>ontenido</w:t>
           </w:r>
+          <w:bookmarkEnd w:id="1"/>
           <w:bookmarkEnd w:id="0"/>
+          <w:r>
+            <w:rPr>
+              <w:rFonts w:cstheme="minorHAnsi"/>
+              <w:b w:val="0"/>
+              <w:lang w:val="es-CO"/>
+            </w:rPr>
+            <w:fldChar w:fldCharType="begin"/>
+          </w:r>
+          <w:r>
+            <w:rPr>
+              <w:rFonts w:cstheme="minorHAnsi"/>
+            </w:rPr>
+            <w:instrText xml:space="preserve"> TOC \o "1-3" \h \z \u </w:instrText>
+          </w:r>
+          <w:r>
+            <w:rPr>
+              <w:rFonts w:cstheme="minorHAnsi"/>
+              <w:b w:val="0"/>
+              <w:lang w:val="es-CO"/>
+            </w:rPr>
+            <w:fldChar w:fldCharType="separate"/>
+          </w:r>
         </w:p>
         <w:p>
           <w:pPr>
@@ -536,34 +548,13 @@
               <w:lang w:eastAsia="es-MX"/>
             </w:rPr>
           </w:pPr>
-          <w:r>
-            <w:rPr>
-              <w:rFonts w:cstheme="minorHAnsi"/>
-              <w:szCs w:val="28"/>
-            </w:rPr>
-            <w:fldChar w:fldCharType="begin"/>
-          </w:r>
-          <w:r>
-            <w:rPr>
-              <w:rFonts w:cstheme="minorHAnsi"/>
-              <w:szCs w:val="28"/>
-            </w:rPr>
-            <w:instrText xml:space="preserve"> TOC \o "1-3" \h \z \u </w:instrText>
-          </w:r>
-          <w:r>
-            <w:rPr>
-              <w:rFonts w:cstheme="minorHAnsi"/>
-              <w:szCs w:val="28"/>
-            </w:rPr>
-            <w:fldChar w:fldCharType="separate"/>
-          </w:r>
-          <w:hyperlink w:anchor="_Toc206175693" w:history="1">
+          <w:hyperlink w:anchor="_Toc209544852" w:history="1">
             <w:r>
               <w:rPr>
                 <w:rStyle w:val="Hipervnculo"/>
                 <w:noProof/>
               </w:rPr>
-              <w:t>Tabla de contenido</w:t>
+              <w:t>Introducción</w:t>
             </w:r>
             <w:r>
               <w:rPr>
@@ -584,79 +575,7 @@
                 <w:noProof/>
                 <w:webHidden/>
               </w:rPr>
-              <w:instrText xml:space="preserve"> PAGEREF _Toc206175693 \h </w:instrText>
-            </w:r>
-            <w:r>
-              <w:rPr>
-                <w:noProof/>
-                <w:webHidden/>
-              </w:rPr>
-            </w:r>
-            <w:r>
-              <w:rPr>
-                <w:noProof/>
-                <w:webHidden/>
-              </w:rPr>
-              <w:fldChar w:fldCharType="separate"/>
-            </w:r>
-            <w:r>
-              <w:rPr>
-                <w:noProof/>
-                <w:webHidden/>
-              </w:rPr>
-              <w:t>2</w:t>
-            </w:r>
-            <w:r>
-              <w:rPr>
-                <w:noProof/>
-                <w:webHidden/>
-              </w:rPr>
-              <w:fldChar w:fldCharType="end"/>
-            </w:r>
-          </w:hyperlink>
-        </w:p>
-        <w:p>
-          <w:pPr>
-            <w:pStyle w:val="TDC1"/>
-            <w:tabs>
-              <w:tab w:val="right" w:leader="dot" w:pos="9962"/>
-            </w:tabs>
-            <w:rPr>
-              <w:rFonts w:eastAsiaTheme="minorEastAsia"/>
-              <w:noProof/>
-              <w:sz w:val="24"/>
-              <w:szCs w:val="24"/>
-              <w:lang w:eastAsia="es-MX"/>
-            </w:rPr>
-          </w:pPr>
-          <w:hyperlink w:anchor="_Toc206175694" w:history="1">
-            <w:r>
-              <w:rPr>
-                <w:rStyle w:val="Hipervnculo"/>
-                <w:noProof/>
-              </w:rPr>
-              <w:t>Introducción</w:t>
-            </w:r>
-            <w:r>
-              <w:rPr>
-                <w:noProof/>
-                <w:webHidden/>
-              </w:rPr>
-              <w:tab/>
-            </w:r>
-            <w:r>
-              <w:rPr>
-                <w:noProof/>
-                <w:webHidden/>
-              </w:rPr>
-              <w:fldChar w:fldCharType="begin"/>
-            </w:r>
-            <w:r>
-              <w:rPr>
-                <w:noProof/>
-                <w:webHidden/>
-              </w:rPr>
-              <w:instrText xml:space="preserve"> PAGEREF _Toc206175694 \h </w:instrText>
+              <w:instrText xml:space="preserve"> PAGEREF _Toc209544852 \h </w:instrText>
             </w:r>
             <w:r>
               <w:rPr>
@@ -702,7 +621,7 @@
               <w:lang w:eastAsia="es-MX"/>
             </w:rPr>
           </w:pPr>
-          <w:hyperlink w:anchor="_Toc206175695" w:history="1">
+          <w:hyperlink w:anchor="_Toc209544853" w:history="1">
             <w:r>
               <w:rPr>
                 <w:rStyle w:val="Hipervnculo"/>
@@ -725,7 +644,7 @@
                 <w:rStyle w:val="Hipervnculo"/>
                 <w:noProof/>
               </w:rPr>
-              <w:t>Comunicándonos</w:t>
+              <w:t>La comunicación</w:t>
             </w:r>
             <w:r>
               <w:rPr>
@@ -746,7 +665,7 @@
                 <w:noProof/>
                 <w:webHidden/>
               </w:rPr>
-              <w:instrText xml:space="preserve"> PAGEREF _Toc206175695 \h </w:instrText>
+              <w:instrText xml:space="preserve"> PAGEREF _Toc209544853 \h </w:instrText>
             </w:r>
             <w:r>
               <w:rPr>
@@ -780,9 +699,6 @@
         <w:p>
           <w:pPr>
             <w:pStyle w:val="TDC2"/>
-            <w:tabs>
-              <w:tab w:val="left" w:pos="1920"/>
-            </w:tabs>
             <w:rPr>
               <w:rFonts w:eastAsiaTheme="minorEastAsia"/>
               <w:sz w:val="24"/>
@@ -790,7 +706,7 @@
               <w:lang w:eastAsia="es-MX"/>
             </w:rPr>
           </w:pPr>
-          <w:hyperlink w:anchor="_Toc206175696" w:history="1">
+          <w:hyperlink w:anchor="_Toc209544854" w:history="1">
             <w:r>
               <w:rPr>
                 <w:rStyle w:val="Hipervnculo"/>
@@ -828,7 +744,7 @@
               <w:rPr>
                 <w:webHidden/>
               </w:rPr>
-              <w:instrText xml:space="preserve"> PAGEREF _Toc206175696 \h </w:instrText>
+              <w:instrText xml:space="preserve"> PAGEREF _Toc209544854 \h </w:instrText>
             </w:r>
             <w:r>
               <w:rPr>
@@ -858,9 +774,6 @@
         <w:p>
           <w:pPr>
             <w:pStyle w:val="TDC2"/>
-            <w:tabs>
-              <w:tab w:val="left" w:pos="1920"/>
-            </w:tabs>
             <w:rPr>
               <w:rFonts w:eastAsiaTheme="minorEastAsia"/>
               <w:sz w:val="24"/>
@@ -868,7 +781,7 @@
               <w:lang w:eastAsia="es-MX"/>
             </w:rPr>
           </w:pPr>
-          <w:hyperlink w:anchor="_Toc206175697" w:history="1">
+          <w:hyperlink w:anchor="_Toc209544855" w:history="1">
             <w:r>
               <w:rPr>
                 <w:rStyle w:val="Hipervnculo"/>
@@ -906,7 +819,7 @@
               <w:rPr>
                 <w:webHidden/>
               </w:rPr>
-              <w:instrText xml:space="preserve"> PAGEREF _Toc206175697 \h </w:instrText>
+              <w:instrText xml:space="preserve"> PAGEREF _Toc209544855 \h </w:instrText>
             </w:r>
             <w:r>
               <w:rPr>
@@ -936,9 +849,6 @@
         <w:p>
           <w:pPr>
             <w:pStyle w:val="TDC2"/>
-            <w:tabs>
-              <w:tab w:val="left" w:pos="1920"/>
-            </w:tabs>
             <w:rPr>
               <w:rFonts w:eastAsiaTheme="minorEastAsia"/>
               <w:sz w:val="24"/>
@@ -946,7 +856,7 @@
               <w:lang w:eastAsia="es-MX"/>
             </w:rPr>
           </w:pPr>
-          <w:hyperlink w:anchor="_Toc206175698" w:history="1">
+          <w:hyperlink w:anchor="_Toc209544856" w:history="1">
             <w:r>
               <w:rPr>
                 <w:rStyle w:val="Hipervnculo"/>
@@ -984,7 +894,7 @@
               <w:rPr>
                 <w:webHidden/>
               </w:rPr>
-              <w:instrText xml:space="preserve"> PAGEREF _Toc206175698 \h </w:instrText>
+              <w:instrText xml:space="preserve"> PAGEREF _Toc209544856 \h </w:instrText>
             </w:r>
             <w:r>
               <w:rPr>
@@ -1026,7 +936,7 @@
               <w:lang w:eastAsia="es-MX"/>
             </w:rPr>
           </w:pPr>
-          <w:hyperlink w:anchor="_Toc206175699" w:history="1">
+          <w:hyperlink w:anchor="_Toc209544857" w:history="1">
             <w:r>
               <w:rPr>
                 <w:rStyle w:val="Hipervnculo"/>
@@ -1070,7 +980,7 @@
                 <w:noProof/>
                 <w:webHidden/>
               </w:rPr>
-              <w:instrText xml:space="preserve"> PAGEREF _Toc206175699 \h </w:instrText>
+              <w:instrText xml:space="preserve"> PAGEREF _Toc209544857 \h </w:instrText>
             </w:r>
             <w:r>
               <w:rPr>
@@ -1104,9 +1014,6 @@
         <w:p>
           <w:pPr>
             <w:pStyle w:val="TDC2"/>
-            <w:tabs>
-              <w:tab w:val="left" w:pos="1920"/>
-            </w:tabs>
             <w:rPr>
               <w:rFonts w:eastAsiaTheme="minorEastAsia"/>
               <w:sz w:val="24"/>
@@ -1114,7 +1021,7 @@
               <w:lang w:eastAsia="es-MX"/>
             </w:rPr>
           </w:pPr>
-          <w:hyperlink w:anchor="_Toc206175700" w:history="1">
+          <w:hyperlink w:anchor="_Toc209544858" w:history="1">
             <w:r>
               <w:rPr>
                 <w:rStyle w:val="Hipervnculo"/>
@@ -1152,7 +1059,7 @@
               <w:rPr>
                 <w:webHidden/>
               </w:rPr>
-              <w:instrText xml:space="preserve"> PAGEREF _Toc206175700 \h </w:instrText>
+              <w:instrText xml:space="preserve"> PAGEREF _Toc209544858 \h </w:instrText>
             </w:r>
             <w:r>
               <w:rPr>
@@ -1182,9 +1089,6 @@
         <w:p>
           <w:pPr>
             <w:pStyle w:val="TDC2"/>
-            <w:tabs>
-              <w:tab w:val="left" w:pos="1920"/>
-            </w:tabs>
             <w:rPr>
               <w:rFonts w:eastAsiaTheme="minorEastAsia"/>
               <w:sz w:val="24"/>
@@ -1192,7 +1096,7 @@
               <w:lang w:eastAsia="es-MX"/>
             </w:rPr>
           </w:pPr>
-          <w:hyperlink w:anchor="_Toc206175701" w:history="1">
+          <w:hyperlink w:anchor="_Toc209544859" w:history="1">
             <w:r>
               <w:rPr>
                 <w:rStyle w:val="Hipervnculo"/>
@@ -1230,7 +1134,7 @@
               <w:rPr>
                 <w:webHidden/>
               </w:rPr>
-              <w:instrText xml:space="preserve"> PAGEREF _Toc206175701 \h </w:instrText>
+              <w:instrText xml:space="preserve"> PAGEREF _Toc209544859 \h </w:instrText>
             </w:r>
             <w:r>
               <w:rPr>
@@ -1260,9 +1164,6 @@
         <w:p>
           <w:pPr>
             <w:pStyle w:val="TDC2"/>
-            <w:tabs>
-              <w:tab w:val="left" w:pos="1920"/>
-            </w:tabs>
             <w:rPr>
               <w:rFonts w:eastAsiaTheme="minorEastAsia"/>
               <w:sz w:val="24"/>
@@ -1270,7 +1171,7 @@
               <w:lang w:eastAsia="es-MX"/>
             </w:rPr>
           </w:pPr>
-          <w:hyperlink w:anchor="_Toc206175702" w:history="1">
+          <w:hyperlink w:anchor="_Toc209544860" w:history="1">
             <w:r>
               <w:rPr>
                 <w:rStyle w:val="Hipervnculo"/>
@@ -1290,25 +1191,49 @@
               <w:rPr>
                 <w:rStyle w:val="Hipervnculo"/>
               </w:rPr>
-              <w:t>Importancia del discurso oral - características de una charla y exposición</w:t>
+              <w:t>Importancia del discurso oral - características de una charla y e</w:t>
+            </w:r>
+            <w:r>
+              <w:rPr>
+                <w:rStyle w:val="Hipervnculo"/>
+              </w:rPr>
+              <w:t>x</w:t>
+            </w:r>
+            <w:r>
+              <w:rPr>
+                <w:rStyle w:val="Hipervnculo"/>
+              </w:rPr>
+              <w:t>posición</w:t>
             </w:r>
             <w:r>
               <w:rPr>
                 <w:webHidden/>
               </w:rPr>
-              <w:tab/>
+              <w:t>……………………………………………………………………………………………</w:t>
             </w:r>
             <w:r>
               <w:rPr>
                 <w:webHidden/>
               </w:rPr>
+              <w:t>.</w:t>
+            </w:r>
+            <w:r>
+              <w:rPr>
+                <w:webHidden/>
+              </w:rPr>
+              <w:t xml:space="preserve"> </w:t>
+            </w:r>
+            <w:r>
+              <w:rPr>
+                <w:webHidden/>
+              </w:rPr>
               <w:fldChar w:fldCharType="begin"/>
             </w:r>
             <w:r>
               <w:rPr>
                 <w:webHidden/>
               </w:rPr>
-              <w:instrText xml:space="preserve"> PAGEREF _Toc206175702 \h </w:instrText>
+              <w:instrText xml:space="preserve"> PAGEREF _Toc209544860 \h </w:instrText>
             </w:r>
             <w:r>
               <w:rPr>
@@ -1338,9 +1263,6 @@
         <w:p>
           <w:pPr>
             <w:pStyle w:val="TDC2"/>
-            <w:tabs>
-              <w:tab w:val="left" w:pos="1920"/>
-            </w:tabs>
             <w:rPr>
               <w:rFonts w:eastAsiaTheme="minorEastAsia"/>
               <w:sz w:val="24"/>
@@ -1348,7 +1270,7 @@
               <w:lang w:eastAsia="es-MX"/>
             </w:rPr>
           </w:pPr>
-          <w:hyperlink w:anchor="_Toc206175703" w:history="1">
+          <w:hyperlink w:anchor="_Toc209544861" w:history="1">
             <w:r>
               <w:rPr>
                 <w:rStyle w:val="Hipervnculo"/>
@@ -1386,7 +1308,7 @@
               <w:rPr>
                 <w:webHidden/>
               </w:rPr>
-              <w:instrText xml:space="preserve"> PAGEREF _Toc206175703 \h </w:instrText>
+              <w:instrText xml:space="preserve"> PAGEREF _Toc209544861 \h </w:instrText>
             </w:r>
             <w:r>
               <w:rPr>
@@ -1427,7 +1349,7 @@
               <w:lang w:eastAsia="es-MX"/>
             </w:rPr>
           </w:pPr>
-          <w:hyperlink w:anchor="_Toc206175704" w:history="1">
+          <w:hyperlink w:anchor="_Toc209544862" w:history="1">
             <w:r>
               <w:rPr>
                 <w:rStyle w:val="Hipervnculo"/>
@@ -1454,7 +1376,7 @@
                 <w:noProof/>
                 <w:webHidden/>
               </w:rPr>
-              <w:instrText xml:space="preserve"> PAGEREF _Toc206175704 \h </w:instrText>
+              <w:instrText xml:space="preserve"> PAGEREF _Toc209544862 \h </w:instrText>
             </w:r>
             <w:r>
               <w:rPr>
@@ -1499,7 +1421,7 @@
               <w:lang w:eastAsia="es-MX"/>
             </w:rPr>
           </w:pPr>
-          <w:hyperlink w:anchor="_Toc206175705" w:history="1">
+          <w:hyperlink w:anchor="_Toc209544863" w:history="1">
             <w:r>
               <w:rPr>
                 <w:rStyle w:val="Hipervnculo"/>
@@ -1526,7 +1448,7 @@
                 <w:noProof/>
                 <w:webHidden/>
               </w:rPr>
-              <w:instrText xml:space="preserve"> PAGEREF _Toc206175705 \h </w:instrText>
+              <w:instrText xml:space="preserve"> PAGEREF _Toc209544863 \h </w:instrText>
             </w:r>
             <w:r>
               <w:rPr>
@@ -1571,7 +1493,7 @@
               <w:lang w:eastAsia="es-MX"/>
             </w:rPr>
           </w:pPr>
-          <w:hyperlink w:anchor="_Toc206175706" w:history="1">
+          <w:hyperlink w:anchor="_Toc209544864" w:history="1">
             <w:r>
               <w:rPr>
                 <w:rStyle w:val="Hipervnculo"/>
@@ -1598,7 +1520,7 @@
                 <w:noProof/>
                 <w:webHidden/>
               </w:rPr>
-              <w:instrText xml:space="preserve"> PAGEREF _Toc206175706 \h </w:instrText>
+              <w:instrText xml:space="preserve"> PAGEREF _Toc209544864 \h </w:instrText>
             </w:r>
             <w:r>
               <w:rPr>
@@ -1643,7 +1565,7 @@
               <w:lang w:eastAsia="es-MX"/>
             </w:rPr>
           </w:pPr>
-          <w:hyperlink w:anchor="_Toc206175707" w:history="1">
+          <w:hyperlink w:anchor="_Toc209544865" w:history="1">
             <w:r>
               <w:rPr>
                 <w:rStyle w:val="Hipervnculo"/>
@@ -1670,7 +1592,7 @@
                 <w:noProof/>
                 <w:webHidden/>
               </w:rPr>
-              <w:instrText xml:space="preserve"> PAGEREF _Toc206175707 \h </w:instrText>
+              <w:instrText xml:space="preserve"> PAGEREF _Toc209544865 \h </w:instrText>
             </w:r>
             <w:r>
               <w:rPr>
@@ -1715,7 +1637,7 @@
               <w:lang w:eastAsia="es-MX"/>
             </w:rPr>
           </w:pPr>
-          <w:hyperlink w:anchor="_Toc206175708" w:history="1">
+          <w:hyperlink w:anchor="_Toc209544866" w:history="1">
             <w:r>
               <w:rPr>
                 <w:rStyle w:val="Hipervnculo"/>
@@ -1742,7 +1664,7 @@
                 <w:noProof/>
                 <w:webHidden/>
               </w:rPr>
-              <w:instrText xml:space="preserve"> PAGEREF _Toc206175708 \h </w:instrText>
+              <w:instrText xml:space="preserve"> PAGEREF _Toc209544866 \h </w:instrText>
             </w:r>
             <w:r>
               <w:rPr>
@@ -1818,12 +1740,12 @@
         </w:numPr>
         <w:ind w:left="709"/>
       </w:pPr>
-      <w:bookmarkStart w:id="1" w:name="_Toc206175694"/>
+      <w:bookmarkStart w:id="2" w:name="_Toc209544852"/>
       <w:r>
         <w:lastRenderedPageBreak/>
         <w:t>Introducción</w:t>
       </w:r>
-      <w:bookmarkEnd w:id="1"/>
+      <w:bookmarkEnd w:id="2"/>
     </w:p>
     <w:p>
       <w:pPr>
@@ -2093,12 +2015,12 @@
       <w:pPr>
         <w:pStyle w:val="Ttulo1"/>
       </w:pPr>
-      <w:bookmarkStart w:id="2" w:name="_Toc206175695"/>
+      <w:bookmarkStart w:id="3" w:name="_Toc209544853"/>
       <w:r>
         <w:lastRenderedPageBreak/>
-        <w:t>Comunicándonos</w:t>
-      </w:r>
-      <w:bookmarkEnd w:id="2"/>
+        <w:t>La comunicación</w:t>
+      </w:r>
+      <w:bookmarkEnd w:id="3"/>
     </w:p>
     <w:p>
       <w:pPr>
@@ -2158,12 +2080,12 @@
       <w:pPr>
         <w:pStyle w:val="Ttulo2"/>
       </w:pPr>
-      <w:bookmarkStart w:id="3" w:name="_Toc206175696"/>
+      <w:bookmarkStart w:id="4" w:name="_Toc209544854"/>
       <w:r>
         <w:lastRenderedPageBreak/>
         <w:t>Naturaleza de la comunicación</w:t>
       </w:r>
-      <w:bookmarkEnd w:id="3"/>
+      <w:bookmarkEnd w:id="4"/>
     </w:p>
     <w:p>
       <w:pPr>
@@ -2365,6 +2287,7 @@
         <w:rPr>
           <w:lang w:val="es-419" w:eastAsia="es-CO"/>
         </w:rPr>
+        <w:lastRenderedPageBreak/>
         <w:t>La naturaleza de la comunicación abarca diversos aspectos que determinan cómo los seres humanos interactúan, intercambian ideas y construyen significados. Se trata de un proceso fundamental que está presente en todos los ámbitos de la vida humana, desde la comunicación interpersonal hasta los medios masivos y digitales. Para comprender mejor su naturaleza, podemos desglosarla en varios elementos clave:</w:t>
       </w:r>
     </w:p>
@@ -2420,14 +2343,33 @@
           <w:numId w:val="47"/>
         </w:numPr>
         <w:rPr>
-          <w:lang w:val="es-419" w:eastAsia="es-CO"/>
-        </w:rPr>
-      </w:pPr>
-      <w:r>
-        <w:rPr>
-          <w:lang w:val="es-419" w:eastAsia="es-CO"/>
-        </w:rPr>
-        <w:t>La comunicación es un proceso interactivo entre emisor y receptor. Ambos roles pueden cambiar, y la comunicación puede ser tanto unidireccional como bidireccional, lo que implica que el receptor también puede influir en el mensaje a través de retroalimentación. Esta retroalimentación es esencial, ya que permite la corrección, adaptación o enriquecimiento del mensaje en función de la respuesta del receptor.</w:t>
+          <w:b/>
+          <w:bCs/>
+          <w:lang w:val="es-419" w:eastAsia="es-CO"/>
+        </w:rPr>
+      </w:pPr>
+      <w:r>
+        <w:rPr>
+          <w:b/>
+          <w:bCs/>
+          <w:lang w:val="es-419" w:eastAsia="es-CO"/>
+        </w:rPr>
+        <w:t>Simbolismo</w:t>
+      </w:r>
+    </w:p>
+    <w:p>
+      <w:pPr>
+        <w:pStyle w:val="Prrafodelista"/>
+        <w:ind w:left="1429" w:firstLine="0"/>
+        <w:rPr>
+          <w:lang w:val="es-419" w:eastAsia="es-CO"/>
+        </w:rPr>
+      </w:pPr>
+      <w:r>
+        <w:rPr>
+          <w:lang w:val="es-419" w:eastAsia="es-CO"/>
+        </w:rPr>
+        <w:t>La comunicación se basa en símbolos (palabras, gestos, imágenes, etc.) que tienen un significado compartido. Estos símbolos no son inherentemente significativos por sí mismos; su significado depende del contexto cultural y social en el que se utilicen. Así, el lenguaje verbal y no verbal son herramientas clave para transmitir y recibir información.</w:t>
       </w:r>
     </w:p>
     <w:p>
@@ -2449,7 +2391,7 @@
           <w:bCs/>
           <w:lang w:val="es-419" w:eastAsia="es-CO"/>
         </w:rPr>
-        <w:t>Simbolismo</w:t>
+        <w:t>Contextualidad</w:t>
       </w:r>
     </w:p>
     <w:p>
@@ -2464,7 +2406,13 @@
         <w:rPr>
           <w:lang w:val="es-419" w:eastAsia="es-CO"/>
         </w:rPr>
-        <w:t>La comunicación se basa en símbolos (palabras, gestos, imágenes, etc.) que tienen un significado compartido. Estos símbolos no son inherentemente significativos por sí mismos; su significado depende del contexto cultural y social en el que se utilicen. Así, el lenguaje verbal y no verbal son herramientas clave para transmitir y recibir información.</w:t>
+        <w:t>La comunicación siempre ocurre dentro de un contexto específico que influye en su significado y efectividad. Este contexto incluye factores como el entorno cultural, social, histórico y personal de los interlocutores. El mismo mensaje puede tener diferentes interpretaciones dependiendo de estos elementos</w:t>
+      </w:r>
+      <w:r>
+        <w:rPr>
+          <w:lang w:val="es-419" w:eastAsia="es-CO"/>
+        </w:rPr>
+        <w:t>.</w:t>
       </w:r>
     </w:p>
     <w:p>
@@ -2486,7 +2434,7 @@
           <w:bCs/>
           <w:lang w:val="es-419" w:eastAsia="es-CO"/>
         </w:rPr>
-        <w:t>Contextualidad</w:t>
+        <w:t>Relacionalidad</w:t>
       </w:r>
     </w:p>
     <w:p>
@@ -2501,7 +2449,7 @@
         <w:rPr>
           <w:lang w:val="es-419" w:eastAsia="es-CO"/>
         </w:rPr>
-        <w:t>La comunicación siempre ocurre dentro de un contexto específico que influye en su significado y efectividad. Este contexto incluye factores como el entorno cultural, social, histórico y personal de los interlocutores. El mismo mensaje puede tener diferentes interpretaciones dependiendo de estos elementos</w:t>
+        <w:t>La comunicación no solo transmite información, sino que también establece relaciones entre los individuos. A través de la forma en que nos comunicamos, expresamos nuestras emociones, actitudes y valores, creando o reforzando lazos de confianza, cooperación o conflicto</w:t>
       </w:r>
       <w:r>
         <w:rPr>
@@ -2529,7 +2477,7 @@
           <w:bCs/>
           <w:lang w:val="es-419" w:eastAsia="es-CO"/>
         </w:rPr>
-        <w:t>Relacionalidad</w:t>
+        <w:t>Intencionalidad</w:t>
       </w:r>
     </w:p>
     <w:p>
@@ -2544,7 +2492,7 @@
         <w:rPr>
           <w:lang w:val="es-419" w:eastAsia="es-CO"/>
         </w:rPr>
-        <w:t>La comunicación no solo transmite información, sino que también establece relaciones entre los individuos. A través de la forma en que nos comunicamos, expresamos nuestras emociones, actitudes y valores, creando o reforzando lazos de confianza, cooperación o conflicto</w:t>
+        <w:t>Aunque parte de la comunicación puede ser no verbal o involuntaria, una gran parte de ella tiene una intención consciente, como la persuasión, la educación, el entretenimiento o la expresión de emociones. Las intenciones guían el contenido y la forma del mensaje</w:t>
       </w:r>
       <w:r>
         <w:rPr>
@@ -2573,7 +2521,7 @@
           <w:lang w:val="es-419" w:eastAsia="es-CO"/>
         </w:rPr>
         <w:lastRenderedPageBreak/>
-        <w:t>Intencionalidad</w:t>
+        <w:t>Multidimensionalidad</w:t>
       </w:r>
     </w:p>
     <w:p>
@@ -2588,7 +2536,7 @@
         <w:rPr>
           <w:lang w:val="es-419" w:eastAsia="es-CO"/>
         </w:rPr>
-        <w:t>Aunque parte de la comunicación puede ser no verbal o involuntaria, una gran parte de ella tiene una intención consciente, como la persuasión, la educación, el entretenimiento o la expresión de emociones. Las intenciones guían el contenido y la forma del mensaje</w:t>
+        <w:t>La comunicación es compleja y tiene múltiples dimensiones. Aparte de la dimensión verbal, también está la no verbal (gestos, postura, tono de voz) que transmite emociones y actitudes, y el paralenguaje (cómo decimos algo, más que lo que decimos). Esta complejidad contribuye a que la comunicación sea una actividad rica y multifacética</w:t>
       </w:r>
       <w:r>
         <w:rPr>
@@ -2616,7 +2564,7 @@
           <w:bCs/>
           <w:lang w:val="es-419" w:eastAsia="es-CO"/>
         </w:rPr>
-        <w:t>Multidimensionalidad</w:t>
+        <w:t>Proceso continuo</w:t>
       </w:r>
     </w:p>
     <w:p>
@@ -2631,7 +2579,36 @@
         <w:rPr>
           <w:lang w:val="es-419" w:eastAsia="es-CO"/>
         </w:rPr>
-        <w:t>La comunicación es compleja y tiene múltiples dimensiones. Aparte de la dimensión verbal, también está la no verbal (gestos, postura, tono de voz) que transmite emociones y actitudes, y el paralenguaje (cómo decimos algo, más que lo que decimos). Esta complejidad contribuye a que la comunicación sea una actividad rica y multifacética</w:t>
+        <w:t>La comunicación no es un evento aislado, sino un proceso continuo y dinámico. A lo largo de la interacción, los mensajes se modifican, reinterpretan y responden. Es un flujo constante de información que evoluciona en función de las interacciones y el contexto</w:t>
+      </w:r>
+      <w:r>
+        <w:rPr>
+          <w:lang w:val="es-419" w:eastAsia="es-CO"/>
+        </w:rPr>
+        <w:t>.</w:t>
+      </w:r>
+    </w:p>
+    <w:p>
+      <w:pPr>
+        <w:pStyle w:val="Ttulo2"/>
+      </w:pPr>
+      <w:bookmarkStart w:id="5" w:name="_Toc209544855"/>
+      <w:r>
+        <w:t>Procesos de la comunicación</w:t>
+      </w:r>
+      <w:bookmarkEnd w:id="5"/>
+    </w:p>
+    <w:p>
+      <w:pPr>
+        <w:rPr>
+          <w:lang w:val="es-419" w:eastAsia="es-CO"/>
+        </w:rPr>
+      </w:pPr>
+      <w:r>
+        <w:rPr>
+          <w:lang w:val="es-419" w:eastAsia="es-CO"/>
+        </w:rPr>
+        <w:t>La comunicación es un proceso complejo y bidireccional que involucra la interacción entre al menos dos participantes: el emisor y el receptor. Sin embargo, en la práctica, ambos roles son intercambiables y dinámicos, ya que los interlocutores pueden alternar funciones a lo largo del proceso comunicativo. Este ciclo de interacción se explica a través de varias teorías clave que resaltan su naturaleza fluida y susceptible de cambios</w:t>
       </w:r>
       <w:r>
         <w:rPr>
@@ -2659,7 +2636,7 @@
           <w:bCs/>
           <w:lang w:val="es-419" w:eastAsia="es-CO"/>
         </w:rPr>
-        <w:t>Proceso continuo</w:t>
+        <w:t>Interactividad y circularidad</w:t>
       </w:r>
     </w:p>
     <w:p>
@@ -2674,52 +2651,15 @@
         <w:rPr>
           <w:lang w:val="es-419" w:eastAsia="es-CO"/>
         </w:rPr>
-        <w:t>La comunicación no es un evento aislado, sino un proceso continuo y dinámico. A lo largo de la interacción, los mensajes se modifican, reinterpretan y responden. Es un flujo constante de información que evoluciona en función de las interacciones y el contexto</w:t>
-      </w:r>
-      <w:r>
-        <w:rPr>
-          <w:lang w:val="es-419" w:eastAsia="es-CO"/>
-        </w:rPr>
-        <w:t>.</w:t>
-      </w:r>
-    </w:p>
-    <w:p>
-      <w:pPr>
-        <w:pStyle w:val="Ttulo2"/>
-      </w:pPr>
-      <w:bookmarkStart w:id="4" w:name="_Toc206175697"/>
-      <w:r>
-        <w:t>Procesos de la comunicación</w:t>
-      </w:r>
-      <w:bookmarkEnd w:id="4"/>
-    </w:p>
-    <w:p>
-      <w:pPr>
-        <w:rPr>
-          <w:lang w:val="es-419" w:eastAsia="es-CO"/>
-        </w:rPr>
-      </w:pPr>
-      <w:r>
-        <w:rPr>
-          <w:lang w:val="es-419" w:eastAsia="es-CO"/>
-        </w:rPr>
-        <w:t>La comunicación es un proceso complejo y bidireccional que involucra la interacción entre al menos dos participantes: el emisor y el receptor. Sin embargo, en la práctica, ambos roles son intercambiables y dinámicos, ya que los interlocutores pueden alternar funciones a lo largo del proceso comunicativo. Este ciclo de interacción se explica a través de varias teorías clave que resaltan su naturaleza fluida y susceptible de cambios</w:t>
-      </w:r>
-      <w:r>
-        <w:rPr>
-          <w:lang w:val="es-419" w:eastAsia="es-CO"/>
-        </w:rPr>
-        <w:t>.</w:t>
-      </w:r>
-    </w:p>
-    <w:p>
-      <w:pPr>
-        <w:pStyle w:val="Prrafodelista"/>
-        <w:ind w:left="1429" w:firstLine="0"/>
-        <w:rPr>
-          <w:lang w:val="es-419" w:eastAsia="es-CO"/>
-        </w:rPr>
-      </w:pPr>
+        <w:t xml:space="preserve">La comunicación no es un proceso unidireccional, sino más bien circular. Esto significa que tanto el emisor como el receptor tienen roles activos y pueden influir mutuamente en el curso de la comunicación. Cuando el receptor responde al mensaje del emisor, se convierte a su vez en emisor, lo que provoca una retroalimentación constante entre los participantes. </w:t>
+      </w:r>
+      <w:r>
+        <w:rPr>
+          <w:lang w:val="es-419" w:eastAsia="es-CO"/>
+        </w:rPr>
+        <w:lastRenderedPageBreak/>
+        <w:t>Este concepto se relaciona con el modelo de Shannon y Weaver (1949), que, aunque inicialmente planteaba un modelo lineal, también reconocía la importancia de la retroalimentación como un mecanismo que permite ajustar el mensaje durante el proceso de transmisión.</w:t>
+      </w:r>
     </w:p>
     <w:p>
       <w:pPr>
@@ -2740,8 +2680,7 @@
           <w:bCs/>
           <w:lang w:val="es-419" w:eastAsia="es-CO"/>
         </w:rPr>
-        <w:lastRenderedPageBreak/>
-        <w:t>Interactividad y circularidad</w:t>
+        <w:t>La influencia del medio en el individuo</w:t>
       </w:r>
     </w:p>
     <w:p>
@@ -2756,7 +2695,7 @@
         <w:rPr>
           <w:lang w:val="es-419" w:eastAsia="es-CO"/>
         </w:rPr>
-        <w:t>La comunicación no es un proceso unidireccional, sino más bien circular. Esto significa que tanto el emisor como el receptor tienen roles activos y pueden influir mutuamente en el curso de la comunicación. Cuando el receptor responde al mensaje del emisor, se convierte a su vez en emisor, lo que provoca una retroalimentación constante entre los participantes. Este concepto se relaciona con el modelo de Shannon y Weaver (1949), que, aunque inicialmente planteaba un modelo lineal, también reconocía la importancia de la retroalimentación como un mecanismo que permite ajustar el mensaje durante el proceso de transmisión.</w:t>
+        <w:t>El medio a través del cual se transmite el mensaje tiene un impacto significativo en la forma en que el individuo percibe y responde a la comunicación. Según el modelo de comunicación de la Escuela de Palo Alto, encabezado por Paul Watzlawick, la comunicación es un proceso continuo, y cualquier interacción siempre es una forma de comunicación, ya sea verbal o no verbal. Este enfoque subraya que el medio y el contexto (como el cultural, social y tecnológico) determinan en gran medida el significado de los mensajes, lo que sugiere que la comunicación está en constante cambio y es sensible a los diferentes factores que influyen en la interacción.</w:t>
       </w:r>
     </w:p>
     <w:p>
@@ -2778,7 +2717,7 @@
           <w:bCs/>
           <w:lang w:val="es-419" w:eastAsia="es-CO"/>
         </w:rPr>
-        <w:t>La influencia del medio en el individuo</w:t>
+        <w:t>Roles de emisor y receptor conceptual</w:t>
       </w:r>
     </w:p>
     <w:p>
@@ -2793,7 +2732,14 @@
         <w:rPr>
           <w:lang w:val="es-419" w:eastAsia="es-CO"/>
         </w:rPr>
-        <w:t>El medio a través del cual se transmite el mensaje tiene un impacto significativo en la forma en que el individuo percibe y responde a la comunicación. Según el modelo de comunicación de la Escuela de Palo Alto, encabezado por Paul Watzlawi ck, la comunicación es un proceso continuo, y cualquier interacción siempre es una forma de comunicación, ya sea verbal o no verbal. Este enfoque subraya que el medio y el contexto (como el cultural, social y tecnológico) determinan en gran medida el significado de los mensajes, lo que sugiere que la comunicación está en constante cambio y es sensible a los diferentes factores que influyen en la interacción.</w:t>
+        <w:t xml:space="preserve">Siguiendo la perspectiva de Quintero (1997), es fundamental comprender los roles de los interlocutores en el proceso comunicativo. El emisor es el encargado de transmitir el mensaje, mientras que el receptor lo recibe y, en muchos casos, responde a él. Sin embargo, como se mencionó antes, estos roles no son estáticos. En el modelo de comunicación propuesto por Roman Jakobson (1960), se destaca la función de la retroalimentación, que convierte al receptor en emisor en un ciclo continuo. Es a través de esta interactividad que la comunicación puede ser efectiva, ya que permite </w:t>
+      </w:r>
+      <w:r>
+        <w:rPr>
+          <w:lang w:val="es-419" w:eastAsia="es-CO"/>
+        </w:rPr>
+        <w:lastRenderedPageBreak/>
+        <w:t>ajustes en tiempo real basados en la recepción del mensaje y las respuestas generadas.</w:t>
       </w:r>
     </w:p>
     <w:p>
@@ -2815,7 +2761,7 @@
           <w:bCs/>
           <w:lang w:val="es-419" w:eastAsia="es-CO"/>
         </w:rPr>
-        <w:t>Roles de emisor y receptor conceptual</w:t>
+        <w:t>Responsabilidad y reflexividad</w:t>
       </w:r>
     </w:p>
     <w:p>
@@ -2830,14 +2776,7 @@
         <w:rPr>
           <w:lang w:val="es-419" w:eastAsia="es-CO"/>
         </w:rPr>
-        <w:t xml:space="preserve">Siguiendo la perspectiva de Quintero (1997), es fundamental comprender los roles de los interlocutores en el proceso comunicativo. El emisor es el encargado de transmitir el mensaje, mientras que el receptor lo recibe y, </w:t>
-      </w:r>
-      <w:r>
-        <w:rPr>
-          <w:lang w:val="es-419" w:eastAsia="es-CO"/>
-        </w:rPr>
-        <w:lastRenderedPageBreak/>
-        <w:t>en muchos casos, responde a él. Sin embargo, como se mencionó antes, estos roles no son estáticos. En el modelo de comunicación propuesto por Roman Jakobson (1960), se destaca la función de la retroalimentación, que convierte al receptor en emisor en un ciclo continuo. Es a través de esta interactividad que la comunicación puede ser efectiva, ya que permite ajustes en tiempo real basados en la recepción del mensaje y las respuestas generadas.</w:t>
+        <w:t>La responsabilidad del receptor en la comunicación es crucial. Según el modelo interaccionista de la comunicación de Herbert A. Simon, los participantes no solo deben emitir y recibir mensajes, sino también interpretar, filtrar y, en muchos casos, alterar la información para ajustarla a su propio contexto o perspectiva. La habilidad del receptor para reflexionar sobre el mensaje, entender su contexto y responder de manera adecuada contribuye a la efectividad de la comunicación. La reflexividad, entendida como la capacidad de reconocer y ajustar los procesos comunicativos, es vital para la construcción de sentido.</w:t>
       </w:r>
     </w:p>
     <w:p>
@@ -2859,7 +2798,7 @@
           <w:bCs/>
           <w:lang w:val="es-419" w:eastAsia="es-CO"/>
         </w:rPr>
-        <w:t>Responsabilidad y reflexividad</w:t>
+        <w:t>El modelo de comunicación transaccional</w:t>
       </w:r>
     </w:p>
     <w:p>
@@ -2874,7 +2813,37 @@
         <w:rPr>
           <w:lang w:val="es-419" w:eastAsia="es-CO"/>
         </w:rPr>
-        <w:t>La responsabilidad del receptor en la comunicación es crucial. Según el modelo interaccionista de la comunicación de Herbert A. Simon, los participantes no solo deben emitir y recibir mensajes, sino también interpretar, filtrar y, en muchos casos, alterar la información para ajustarla a su propio contexto o perspectiva. La habilidad del receptor para reflexionar sobre el mensaje, entender su contexto y responder de manera adecuada contribuye a la efectividad de la comunicación. La reflexividad, entendida como la capacidad de reconocer y ajustar los procesos comunicativos, es vital para la construcción de sentido.</w:t>
+        <w:t>En lugar de ver la comunicación como una secuencia de pasos estáticos (emisor - mensaje - receptor), el modelo transaccional de Barnlund (1970) propone que los interlocutores están continuamente enviando y recibiendo mensajes al mismo tiempo, sin una distinción clara entre emisor y receptor. Ambos participan activamente en la creación del significado, lo que hace que la comunicación sea más fluida y adaptable. Esto refleja una visión de la comunicación como un proceso dinámico y co - creado.</w:t>
+      </w:r>
+    </w:p>
+    <w:p>
+      <w:pPr>
+        <w:pStyle w:val="Ttulo2"/>
+      </w:pPr>
+      <w:bookmarkStart w:id="6" w:name="_Toc209544856"/>
+      <w:r>
+        <w:t>Contextos comunicativos y actitudes frente a la comunicación</w:t>
+      </w:r>
+      <w:bookmarkEnd w:id="6"/>
+    </w:p>
+    <w:p>
+      <w:pPr>
+        <w:rPr>
+          <w:lang w:val="es-419" w:eastAsia="es-CO"/>
+        </w:rPr>
+      </w:pPr>
+      <w:r>
+        <w:rPr>
+          <w:lang w:val="es-419" w:eastAsia="es-CO"/>
+        </w:rPr>
+        <w:t xml:space="preserve">Hay que decir que en los procesos comunicativos varía la forma de emitir el mensaje o responder a él, según el contexto interactivo del individuo, ya sea laboral, social, familiar y personal, toda vez que, según el nivel de confianza, la cultura </w:t>
+      </w:r>
+      <w:r>
+        <w:rPr>
+          <w:lang w:val="es-419" w:eastAsia="es-CO"/>
+        </w:rPr>
+        <w:lastRenderedPageBreak/>
+        <w:t>organizacional, familiar o social se condiciona no solo la expresión literal del mensaje, sino la forma en que se emite. Sumado, el individuo, según lo mencionado, asume actitudes pasivas, agresivas o asertivas.</w:t>
       </w:r>
     </w:p>
     <w:p>
@@ -2896,7 +2865,7 @@
           <w:bCs/>
           <w:lang w:val="es-419" w:eastAsia="es-CO"/>
         </w:rPr>
-        <w:t>El modelo de comunicación transaccional</w:t>
+        <w:t>Actitud pasiva</w:t>
       </w:r>
     </w:p>
     <w:p>
@@ -2911,31 +2880,7 @@
         <w:rPr>
           <w:lang w:val="es-419" w:eastAsia="es-CO"/>
         </w:rPr>
-        <w:t>En lugar de ver la comunicación como una secuencia de pasos estáticos (emisor - mensaje - receptor), el modelo transaccional de Barnlund (1970) propone que los interlocutores están continuamente enviando y recibiendo mensajes al mismo tiempo, sin una distinción clara entre emisor y receptor. Ambos participan activamente en la creación del significado, lo que hace que la comunicación sea más fluida y adaptable. Esto refleja una visión de la comunicación como un proceso dinámico y co - creado.</w:t>
-      </w:r>
-    </w:p>
-    <w:p>
-      <w:pPr>
-        <w:pStyle w:val="Ttulo2"/>
-      </w:pPr>
-      <w:bookmarkStart w:id="5" w:name="_Toc206175698"/>
-      <w:r>
-        <w:lastRenderedPageBreak/>
-        <w:t>Contextos comunicativos y actitudes frente a la comunicación</w:t>
-      </w:r>
-      <w:bookmarkEnd w:id="5"/>
-    </w:p>
-    <w:p>
-      <w:pPr>
-        <w:rPr>
-          <w:lang w:val="es-419" w:eastAsia="es-CO"/>
-        </w:rPr>
-      </w:pPr>
-      <w:r>
-        <w:rPr>
-          <w:lang w:val="es-419" w:eastAsia="es-CO"/>
-        </w:rPr>
-        <w:t>Hay que decir que en los procesos comunicativos varía la forma de emitir el mensaje o responder a él, según el contexto interactivo del individuo, ya sea laboral, social, familiar y personal, toda vez que, según el nivel de confianza, la cultura organizacional, familiar o social se condiciona no solo la expresión literal del mensaje, sino la forma en que se emite. Sumado, el individuo, según lo mencionado, asume actitudes pasivas, agresivas o asertivas.</w:t>
+        <w:t>La persona asume una actitud pasiva en el momento en que calla ante el maltrato que recibe, se suma a otra tesis, así no esté de acuerdo, no cree en sus conocimientos o no le es fiel a estos, se deja llevar por lo que digan los demás, le condiciona la baja autoestima, siendo esta una de las barreras más comunes en los procesos de comunicación.</w:t>
       </w:r>
     </w:p>
     <w:p>
@@ -2957,7 +2902,7 @@
           <w:bCs/>
           <w:lang w:val="es-419" w:eastAsia="es-CO"/>
         </w:rPr>
-        <w:t>Actitud pasiva</w:t>
+        <w:t>Actitud agresiva</w:t>
       </w:r>
     </w:p>
     <w:p>
@@ -2972,7 +2917,13 @@
         <w:rPr>
           <w:lang w:val="es-419" w:eastAsia="es-CO"/>
         </w:rPr>
-        <w:t>La persona asume una actitud pasiva en el momento en que calla ante el maltrato que recibe, se suma a otra tesis, así no esté de acuerdo, no cree en sus conocimientos o no le es fiel a estos, se deja llevar por lo que digan los demás, le condiciona la baja autoestima, siendo esta una de las barreras más comunes en los procesos de comunicación.</w:t>
+        <w:t>Se asume una actitud agresiva, cuando la persona desde su cultura, su crianza y la forma de percibir al otro, piensa la violencia como recurso para solucionar problemas o sortear situaciones que estime van en contra de su lógica, dado que se aferra tanto a esta que desconoce otras formas de pensar</w:t>
+      </w:r>
+      <w:r>
+        <w:rPr>
+          <w:lang w:val="es-419" w:eastAsia="es-CO"/>
+        </w:rPr>
+        <w:t>.</w:t>
       </w:r>
     </w:p>
     <w:p>
@@ -2994,7 +2945,7 @@
           <w:bCs/>
           <w:lang w:val="es-419" w:eastAsia="es-CO"/>
         </w:rPr>
-        <w:t>Actitud agresiva</w:t>
+        <w:t>Actitud asertiva</w:t>
       </w:r>
     </w:p>
     <w:p>
@@ -3009,22 +2960,173 @@
         <w:rPr>
           <w:lang w:val="es-419" w:eastAsia="es-CO"/>
         </w:rPr>
-        <w:t>Se asume una actitud agresiva, cuando la persona desde su cultura, su crianza y la forma de percibir al otro, piensa la violencia como recurso para solucionar problemas o sortear situaciones que estime van en contra de su lógica, dado que se aferra tanto a esta que desconoce otras formas de pensar</w:t>
-      </w:r>
-      <w:r>
-        <w:rPr>
-          <w:lang w:val="es-419" w:eastAsia="es-CO"/>
-        </w:rPr>
-        <w:t>.</w:t>
-      </w:r>
-    </w:p>
-    <w:p>
-      <w:pPr>
-        <w:pStyle w:val="Prrafodelista"/>
-        <w:numPr>
-          <w:ilvl w:val="0"/>
-          <w:numId w:val="47"/>
-        </w:numPr>
+        <w:t>La actitud asertiva frente a la comunicación denota contundencia enmarcada en el respeto por el otro desde la demarcación de límites en la relación, implica tolerar lo intolerable sin la expectativa de que el otro sea tolerante. La asertividad implica tranquilidad consigo mismo y con el otro, implica gestión de emociones y por tanto inteligencia emocional. La persona asertiva se da el tiempo para pensar, sentir y actuar, a la vez que sin aferrarse a sus impulsos acepta y comprende la diferencia del otro complejizando sus miradas en diversos contextos.</w:t>
+      </w:r>
+    </w:p>
+    <w:p>
+      <w:pPr>
+        <w:pStyle w:val="Ttulo1"/>
+      </w:pPr>
+      <w:r>
+        <w:br w:type="page"/>
+      </w:r>
+      <w:bookmarkStart w:id="7" w:name="_Toc209544857"/>
+      <w:r>
+        <w:lastRenderedPageBreak/>
+        <w:t>Comunicación verbal y no verbal</w:t>
+      </w:r>
+      <w:bookmarkEnd w:id="7"/>
+    </w:p>
+    <w:p>
+      <w:pPr>
+        <w:rPr>
+          <w:lang w:val="es-419" w:eastAsia="es-CO"/>
+        </w:rPr>
+      </w:pPr>
+      <w:r>
+        <w:rPr>
+          <w:lang w:val="es-419" w:eastAsia="es-CO"/>
+        </w:rPr>
+        <w:t>Desde una perspectiva general, la comunicación no verbal constituye la forma más utilizada por los seres humanos para interactuar, incluso por encima del lenguaje verbal. Tal como lo afirmaban los investigadores de la Escuela de Palo Alto, “es imposible no comunicarse” (Watzlawick, Beavin y Jackson, 1967). Esta afirmación subraya que, incluso en el silencio o en la aparente inacción, las personas emiten mensajes constantemente a través de su comportamiento, postura, expresiones faciales o gestos.</w:t>
+      </w:r>
+    </w:p>
+    <w:p>
+      <w:pPr>
+        <w:rPr>
+          <w:lang w:val="es-419" w:eastAsia="es-CO"/>
+        </w:rPr>
+      </w:pPr>
+      <w:r>
+        <w:rPr>
+          <w:lang w:val="es-419" w:eastAsia="es-CO"/>
+        </w:rPr>
+        <w:t>La comunicación no verbal comprende un amplio conjunto de elementos que incluyen la kinesia (movimientos corporales, gestos, expresiones faciales), la proxemia (uso del espacio personal), la paralengua (entonación, volumen, pausas) y la háptica (comunicación mediante el tacto), entre otros. Todos estos componentes contribuyen de manera decisiva a la interpretación de los mensajes, ya que muchas veces el significado real de una interacción se encuentra más en la forma en que se dice algo que en las palabras mismas.</w:t>
+      </w:r>
+    </w:p>
+    <w:p>
+      <w:pPr>
+        <w:rPr>
+          <w:lang w:val="es-419" w:eastAsia="es-CO"/>
+        </w:rPr>
+      </w:pPr>
+      <w:r>
+        <w:rPr>
+          <w:lang w:val="es-419" w:eastAsia="es-CO"/>
+        </w:rPr>
+        <w:t xml:space="preserve">En el contexto actual, la comunicación no verbal ha adquirido nuevas formas gracias al desarrollo tecnológico. A pesar de la aparente “ausencia” del cuerpo en medios digitales, la no verbalidad se adapta y se expresa en otros formatos: el uso de </w:t>
+      </w:r>
+      <w:r>
+        <w:rPr>
+          <w:rStyle w:val="Extranjerismo"/>
+          <w:lang w:val="es-419" w:eastAsia="es-CO"/>
+        </w:rPr>
+        <w:t>emojis</w:t>
+      </w:r>
+      <w:r>
+        <w:rPr>
+          <w:lang w:val="es-419" w:eastAsia="es-CO"/>
+        </w:rPr>
+        <w:t xml:space="preserve">, </w:t>
+      </w:r>
+      <w:r>
+        <w:rPr>
+          <w:rStyle w:val="Extranjerismo"/>
+          <w:lang w:val="es-419" w:eastAsia="es-CO"/>
+        </w:rPr>
+        <w:t>gifs</w:t>
+      </w:r>
+      <w:r>
+        <w:rPr>
+          <w:lang w:val="es-419" w:eastAsia="es-CO"/>
+        </w:rPr>
+        <w:t xml:space="preserve">, </w:t>
+      </w:r>
+      <w:r>
+        <w:rPr>
+          <w:rStyle w:val="Extranjerismo"/>
+          <w:lang w:val="es-419" w:eastAsia="es-CO"/>
+        </w:rPr>
+        <w:t>stickers</w:t>
+      </w:r>
+      <w:r>
+        <w:rPr>
+          <w:lang w:val="es-419" w:eastAsia="es-CO"/>
+        </w:rPr>
+        <w:t>, silencios digitales (como el visto sin respuesta), los tiempos de respuesta, la elección de tipografías, e incluso los colores o formatos de mensajes en redes como Twitter, WhatsApp o correos electrónicos. Estos elementos, aunque digitales, también comunican actitudes, emociones o intenciones, y permiten que la comunicación no verbal continúe desempeñando un papel fundamental en los entornos virtuales.</w:t>
+      </w:r>
+    </w:p>
+    <w:p>
+      <w:pPr>
+        <w:rPr>
+          <w:lang w:val="es-419" w:eastAsia="es-CO"/>
+        </w:rPr>
+      </w:pPr>
+      <w:r>
+        <w:rPr>
+          <w:lang w:val="es-419" w:eastAsia="es-CO"/>
+        </w:rPr>
+        <w:lastRenderedPageBreak/>
+        <w:t>Este fenómeno se afianza aún más si consideramos que el ser humano es, por naturaleza, un ser social. Vive en constante interacción con los otros y, en consecuencia, comunica incluso desde acciones tan sutiles como una mirada, una postura corporal, una sonrisa o incluso un gesto de indiferencia. Al ofrecer una limosna, por ejemplo, no solo se comunica un acto de generosidad, sino también una postura frente a la desigualdad social, una intención empática o, en algunos casos, una actitud de cumplimiento social. Lo mismo ocurre al prestar atención o ignorar a alguien: ambos son mensajes no verbales cargados de sentido.</w:t>
+      </w:r>
+    </w:p>
+    <w:p>
+      <w:pPr>
+        <w:rPr>
+          <w:lang w:val="es-419" w:eastAsia="es-CO"/>
+        </w:rPr>
+      </w:pPr>
+      <w:r>
+        <w:rPr>
+          <w:lang w:val="es-419" w:eastAsia="es-CO"/>
+        </w:rPr>
+        <w:t>Es importante destacar que, en muchos casos, la comunicación no verbal tiene un mayor impacto emocional que la verbal. Estudios en psicología social, como los de Albert Mehrabian, sugieren que el 93 % de la comunicación emocional se transmite a través de canales no verbales (55 % por lenguaje corporal y 38 % por el tono de voz), mientras que solo el 7 % corresponde al contenido verbal. Aunque esta proporción varía según el contexto, pone en evidencia la relevancia del componente no verbal en la construcción de significados.</w:t>
+      </w:r>
+    </w:p>
+    <w:p>
+      <w:pPr>
+        <w:pStyle w:val="Ttulo2"/>
+      </w:pPr>
+      <w:bookmarkStart w:id="8" w:name="_Toc209544858"/>
+      <w:r>
+        <w:t>La expresión y la voz como herramienta</w:t>
+      </w:r>
+      <w:bookmarkEnd w:id="8"/>
+    </w:p>
+    <w:p>
+      <w:pPr>
+        <w:rPr>
+          <w:lang w:val="es-419" w:eastAsia="es-CO"/>
+        </w:rPr>
+      </w:pPr>
+      <w:r>
+        <w:rPr>
+          <w:lang w:val="es-419" w:eastAsia="es-CO"/>
+        </w:rPr>
+        <w:t>La voz constituye una de las principales herramientas de la comunicación verbal. Más allá de ser un recurso natural, es también un instrumento que, bien utilizado, potencia la claridad, el impacto y la intención del mensaje. La forma en que una persona se expresa (su tono, ritmo, intensidad y timbre) es tan importante como el contenido del mensaje mismo. Por ello, es fundamental desarrollar una conciencia plena sobre el uso adecuado de la voz en los distintos contextos comunicativos.</w:t>
+      </w:r>
+    </w:p>
+    <w:p>
+      <w:pPr>
+        <w:rPr>
+          <w:lang w:val="es-419" w:eastAsia="es-CO"/>
+        </w:rPr>
+      </w:pPr>
+      <w:r>
+        <w:rPr>
+          <w:lang w:val="es-419" w:eastAsia="es-CO"/>
+        </w:rPr>
+        <w:t xml:space="preserve">Aunque el uso de la voz es un privilegio que acompaña a gran parte de la humanidad, existen ciertos principios que orientan su correcto empleo. Es importante </w:t>
+      </w:r>
+      <w:r>
+        <w:rPr>
+          <w:lang w:val="es-419" w:eastAsia="es-CO"/>
+        </w:rPr>
+        <w:lastRenderedPageBreak/>
+        <w:t>hablar con tranquilidad y seguridad, adecuando el tono y la forma de expresión al tiempo, modo y lugar. La voz debe ser audible, empática y agradable, transmitiendo el mensaje de forma coherente con la intención del hablante y las expectativas del interlocutor. Para lograr estos propósitos, se proponen las siguientes recomendaciones:</w:t>
+      </w:r>
+    </w:p>
+    <w:p>
+      <w:pPr>
         <w:rPr>
           <w:b/>
           <w:bCs/>
@@ -3037,222 +3139,33 @@
           <w:bCs/>
           <w:lang w:val="es-419" w:eastAsia="es-CO"/>
         </w:rPr>
-        <w:t>Actitud asertiva</w:t>
-      </w:r>
-    </w:p>
-    <w:p>
-      <w:pPr>
-        <w:pStyle w:val="Prrafodelista"/>
-        <w:ind w:left="1429" w:firstLine="0"/>
-        <w:rPr>
-          <w:lang w:val="es-419" w:eastAsia="es-CO"/>
-        </w:rPr>
-      </w:pPr>
-      <w:r>
-        <w:rPr>
-          <w:lang w:val="es-419" w:eastAsia="es-CO"/>
-        </w:rPr>
-        <w:t xml:space="preserve">La actitud asertiva frente a la comunicación denota contundencia enmarcada en el respeto por el otro desde la demarcación de límites en la relación, implica tolerar lo intolerable sin la expectativa de que el otro sea tolerante. La asertividad implica tranquilidad consigo mismo y con el otro, </w:t>
-      </w:r>
-      <w:r>
-        <w:rPr>
-          <w:lang w:val="es-419" w:eastAsia="es-CO"/>
-        </w:rPr>
-        <w:lastRenderedPageBreak/>
-        <w:t>implica gestión de emociones y por tanto inteligencia emocional. La persona asertiva se da el tiempo para pensar, sentir y actuar, a la vez que sin aferrarse a sus impulsos acepta y comprende la diferencia del otro complejizando sus miradas en diversos contextos.</w:t>
-      </w:r>
-    </w:p>
-    <w:p>
-      <w:pPr>
-        <w:pStyle w:val="Prrafodelista"/>
-        <w:ind w:left="1429" w:firstLine="0"/>
-        <w:rPr>
-          <w:lang w:val="es-419" w:eastAsia="es-CO"/>
-        </w:rPr>
-      </w:pPr>
-    </w:p>
-    <w:p>
-      <w:pPr>
-        <w:rPr>
-          <w:lang w:val="es-419" w:eastAsia="es-CO"/>
-        </w:rPr>
-      </w:pPr>
-    </w:p>
-    <w:p>
-      <w:pPr>
-        <w:jc w:val="center"/>
-        <w:rPr>
-          <w:lang w:val="es-419" w:eastAsia="es-CO"/>
-        </w:rPr>
-      </w:pPr>
-    </w:p>
-    <w:p>
-      <w:pPr>
-        <w:rPr>
-          <w:lang w:val="es-419" w:eastAsia="es-CO"/>
-        </w:rPr>
-      </w:pPr>
-    </w:p>
-    <w:p>
-      <w:pPr>
-        <w:pStyle w:val="Ttulo1"/>
-      </w:pPr>
-      <w:r>
-        <w:br w:type="page"/>
-      </w:r>
-      <w:bookmarkStart w:id="6" w:name="_Toc206175699"/>
-      <w:r>
-        <w:lastRenderedPageBreak/>
-        <w:t>Comunicación verbal y no verbal</w:t>
-      </w:r>
-      <w:bookmarkEnd w:id="6"/>
-    </w:p>
-    <w:p>
-      <w:pPr>
-        <w:rPr>
-          <w:lang w:val="es-419" w:eastAsia="es-CO"/>
-        </w:rPr>
-      </w:pPr>
-      <w:r>
-        <w:rPr>
-          <w:lang w:val="es-419" w:eastAsia="es-CO"/>
-        </w:rPr>
-        <w:t>Desde una perspectiva general, la comunicación no verbal constituye la forma más utilizada por los seres humanos para interactuar, incluso por encima del lenguaje verbal. Tal como lo afirmaban los investigadores de la Escuela de Palo Alto, “es imposible no comunicarse” (Watzlawick, Beavin y Jackson, 1967). Esta afirmación subraya que, incluso en el silencio o en la aparente inacción, las personas emiten mensajes constantemente a través de su comportamiento, postura, expresiones faciales o gestos.</w:t>
-      </w:r>
-    </w:p>
-    <w:p>
-      <w:pPr>
-        <w:rPr>
-          <w:lang w:val="es-419" w:eastAsia="es-CO"/>
-        </w:rPr>
-      </w:pPr>
-      <w:r>
-        <w:rPr>
-          <w:lang w:val="es-419" w:eastAsia="es-CO"/>
-        </w:rPr>
-        <w:t>La comunicación no verbal comprende un amplio conjunto de elementos que incluyen la kinesia (movimientos corporales, gestos, expresiones faciales), la proxemia (uso del espacio personal), la paralengua (entonación, volumen, pausas) y la háptica (comunicación mediante el tacto), entre otros. Todos estos componentes contribuyen de manera decisiva a la interpretación de los mensajes, ya que muchas veces el significado real de una interacción se encuentra más en la forma en que se dice algo que en las palabras mismas.</w:t>
-      </w:r>
-    </w:p>
-    <w:p>
-      <w:pPr>
-        <w:rPr>
-          <w:lang w:val="es-419" w:eastAsia="es-CO"/>
-        </w:rPr>
-      </w:pPr>
-      <w:r>
-        <w:rPr>
-          <w:lang w:val="es-419" w:eastAsia="es-CO"/>
-        </w:rPr>
-        <w:t xml:space="preserve">En el contexto actual, la comunicación no verbal ha adquirido nuevas formas gracias al desarrollo tecnológico. A pesar de la aparente “ausencia” del cuerpo en medios digitales, la no verbalidad se adapta y se expresa en otros formatos: el uso de </w:t>
-      </w:r>
-      <w:r>
-        <w:rPr>
-          <w:rStyle w:val="Extranjerismo"/>
-          <w:lang w:val="es-419" w:eastAsia="es-CO"/>
-        </w:rPr>
-        <w:t>emojis</w:t>
-      </w:r>
-      <w:r>
-        <w:rPr>
-          <w:lang w:val="es-419" w:eastAsia="es-CO"/>
-        </w:rPr>
-        <w:t xml:space="preserve">, </w:t>
-      </w:r>
-      <w:r>
-        <w:rPr>
-          <w:rStyle w:val="Extranjerismo"/>
-          <w:lang w:val="es-419" w:eastAsia="es-CO"/>
-        </w:rPr>
-        <w:t>gifs</w:t>
-      </w:r>
-      <w:r>
-        <w:rPr>
-          <w:lang w:val="es-419" w:eastAsia="es-CO"/>
-        </w:rPr>
-        <w:t xml:space="preserve">, </w:t>
-      </w:r>
-      <w:r>
-        <w:rPr>
-          <w:rStyle w:val="Extranjerismo"/>
-          <w:lang w:val="es-419" w:eastAsia="es-CO"/>
-        </w:rPr>
-        <w:t>stickers</w:t>
-      </w:r>
-      <w:r>
-        <w:rPr>
-          <w:lang w:val="es-419" w:eastAsia="es-CO"/>
-        </w:rPr>
-        <w:t>, silencios digitales (como el visto sin respuesta), los tiempos de respuesta, la elección de tipografías, e incluso los colores o formatos de mensajes en redes como Twitter, WhatsApp o correos electrónicos. Estos elementos, aunque digitales, también comunican actitudes, emociones o intenciones, y permiten que la comunicación no verbal continúe desempeñando un papel fundamental en los entornos virtuales.</w:t>
-      </w:r>
-    </w:p>
-    <w:p>
-      <w:pPr>
-        <w:rPr>
-          <w:lang w:val="es-419" w:eastAsia="es-CO"/>
-        </w:rPr>
-      </w:pPr>
-      <w:r>
-        <w:rPr>
-          <w:lang w:val="es-419" w:eastAsia="es-CO"/>
-        </w:rPr>
-        <w:lastRenderedPageBreak/>
-        <w:t>Este fenómeno se afianza aún más si consideramos que el ser humano es, por naturaleza, un ser social. Vive en constante interacción con los otros y, en consecuencia, comunica incluso desde acciones tan sutiles como una mirada, una postura corporal, una sonrisa o incluso un gesto de indiferencia. Al ofrecer una limosna, por ejemplo, no solo se comunica un acto de generosidad, sino también una postura frente a la desigualdad social, una intención empática o, en algunos casos, una actitud de cumplimiento social. Lo mismo ocurre al prestar atención o ignorar a alguien: ambos son mensajes no verbales cargados de sentido.</w:t>
-      </w:r>
-    </w:p>
-    <w:p>
-      <w:pPr>
-        <w:rPr>
-          <w:lang w:val="es-419" w:eastAsia="es-CO"/>
-        </w:rPr>
-      </w:pPr>
-      <w:r>
-        <w:rPr>
-          <w:lang w:val="es-419" w:eastAsia="es-CO"/>
-        </w:rPr>
-        <w:t>Es importante destacar que, en muchos casos, la comunicación no verbal tiene un mayor impacto emocional que la verbal. Estudios en psicología social, como los de Albert Mehrabian, sugieren que el 93 % de la comunicación emocional se transmite a través de canales no verbales (55 % por lenguaje corporal y 38 % por el tono de voz), mientras que solo el 7 % corresponde al contenido verbal. Aunque esta proporción varía según el contexto, pone en evidencia la relevancia del componente no verbal en la construcción de significados.</w:t>
-      </w:r>
-    </w:p>
-    <w:p>
-      <w:pPr>
-        <w:pStyle w:val="Ttulo2"/>
-      </w:pPr>
-      <w:bookmarkStart w:id="7" w:name="_Toc206175700"/>
-      <w:r>
-        <w:t>La expresión y la voz como herramienta</w:t>
-      </w:r>
-      <w:bookmarkEnd w:id="7"/>
-    </w:p>
-    <w:p>
-      <w:pPr>
-        <w:rPr>
-          <w:lang w:val="es-419" w:eastAsia="es-CO"/>
-        </w:rPr>
-      </w:pPr>
-      <w:r>
-        <w:rPr>
-          <w:lang w:val="es-419" w:eastAsia="es-CO"/>
-        </w:rPr>
-        <w:t>La voz constituye una de las principales herramientas de la comunicación verbal. Más allá de ser un recurso natural, es también un instrumento que, bien utilizado, potencia la claridad, el impacto y la intención del mensaje. La forma en que una persona se expresa (su tono, ritmo, intensidad y timbre) es tan importante como el contenido del mensaje mismo. Por ello, es fundamental desarrollar una conciencia plena sobre el uso adecuado de la voz en los distintos contextos comunicativos.</w:t>
-      </w:r>
-    </w:p>
-    <w:p>
-      <w:pPr>
-        <w:rPr>
-          <w:lang w:val="es-419" w:eastAsia="es-CO"/>
-        </w:rPr>
-      </w:pPr>
-      <w:r>
-        <w:rPr>
-          <w:lang w:val="es-419" w:eastAsia="es-CO"/>
-        </w:rPr>
-        <w:t xml:space="preserve">Aunque el uso de la voz es un privilegio que acompaña a gran parte de la humanidad, existen ciertos principios que orientan su correcto empleo. Es importante </w:t>
-      </w:r>
-      <w:r>
-        <w:rPr>
-          <w:lang w:val="es-419" w:eastAsia="es-CO"/>
-        </w:rPr>
-        <w:lastRenderedPageBreak/>
-        <w:t>hablar con tranquilidad y seguridad, adecuando el tono y la forma de expresión al tiempo, modo y lugar. La voz debe ser audible, empática y agradable, transmitiendo el mensaje de forma coherente con la intención del hablante y las expectativas del interlocutor. Para lograr estos propósitos, se proponen las siguientes recomendaciones:</w:t>
+        <w:t>Recomendación 1: autorregulación emocional previa al habla</w:t>
+      </w:r>
+    </w:p>
+    <w:p>
+      <w:pPr>
+        <w:rPr>
+          <w:lang w:val="es-419" w:eastAsia="es-CO"/>
+        </w:rPr>
+      </w:pPr>
+      <w:r>
+        <w:rPr>
+          <w:lang w:val="es-419" w:eastAsia="es-CO"/>
+        </w:rPr>
+        <w:t>Antes de entablar cualquier acto comunicativo, especialmente en contextos que generan ansiedad, miedo o estrés (como hablar en público, participar en una entrevista o exponer en contextos personales, familiares o laborales), se recomienda realizar ejercicios de autorregulación emocional. Estas prácticas ayudan a equilibrar el cuerpo y la mente, facilitando una voz más clara, segura y asertiva.</w:t>
+      </w:r>
+    </w:p>
+    <w:p>
+      <w:pPr>
+        <w:rPr>
+          <w:lang w:val="es-419" w:eastAsia="es-CO"/>
+        </w:rPr>
+      </w:pPr>
+      <w:r>
+        <w:rPr>
+          <w:lang w:val="es-419" w:eastAsia="es-CO"/>
+        </w:rPr>
+        <w:t>La falta de control emocional se manifiesta en la voz: puede tornarse temblorosa, entrecortada, demasiado aguda, grave o incluso llorosa, proyectando inseguridad o transmitiendo un mensaje distinto al que realmente se desea comunicar.</w:t>
       </w:r>
     </w:p>
     <w:p>
@@ -3269,50 +3182,23 @@
           <w:bCs/>
           <w:lang w:val="es-419" w:eastAsia="es-CO"/>
         </w:rPr>
-        <w:t>Recomendación 1: autorregulación emocional previa al habla</w:t>
-      </w:r>
-    </w:p>
-    <w:p>
-      <w:pPr>
-        <w:rPr>
-          <w:lang w:val="es-419" w:eastAsia="es-CO"/>
-        </w:rPr>
-      </w:pPr>
-      <w:r>
-        <w:rPr>
-          <w:lang w:val="es-419" w:eastAsia="es-CO"/>
-        </w:rPr>
-        <w:t>Antes de entablar cualquier acto comunicativo, especialmente en contextos que generan ansiedad, miedo o estrés (como hablar en público, participar en una entrevista o exponer en contextos personales, familiares o laborales), se recomienda realizar ejercicios de autorregulación emocional. Estas prácticas ayudan a equilibrar el cuerpo y la mente, facilitando una voz más clara, segura y asertiva.</w:t>
-      </w:r>
-    </w:p>
-    <w:p>
-      <w:pPr>
-        <w:rPr>
-          <w:lang w:val="es-419" w:eastAsia="es-CO"/>
-        </w:rPr>
-      </w:pPr>
-      <w:r>
-        <w:rPr>
-          <w:lang w:val="es-419" w:eastAsia="es-CO"/>
-        </w:rPr>
-        <w:t>La falta de control emocional se manifiesta en la voz: puede tornarse temblorosa, entrecortada, demasiado aguda, grave o incluso llorosa, proyectando inseguridad o transmitiendo un mensaje distinto al que realmente se desea comunicar.</w:t>
-      </w:r>
-    </w:p>
-    <w:p>
-      <w:pPr>
+        <w:t>Explor</w:t>
+      </w:r>
+      <w:r>
         <w:rPr>
           <w:b/>
           <w:bCs/>
           <w:lang w:val="es-419" w:eastAsia="es-CO"/>
         </w:rPr>
-      </w:pPr>
+        <w:t>e</w:t>
+      </w:r>
       <w:r>
         <w:rPr>
           <w:b/>
           <w:bCs/>
           <w:lang w:val="es-419" w:eastAsia="es-CO"/>
         </w:rPr>
-        <w:t>Explora el siguiente video:</w:t>
+        <w:t xml:space="preserve"> el siguiente video:</w:t>
       </w:r>
     </w:p>
     <w:p>
@@ -3368,6 +3254,33 @@
     </w:p>
     <w:p>
       <w:pPr>
+        <w:rPr>
+          <w:lang w:val="es-419" w:eastAsia="es-CO"/>
+        </w:rPr>
+      </w:pPr>
+      <w:r>
+        <w:rPr>
+          <w:lang w:val="es-419" w:eastAsia="es-CO"/>
+        </w:rPr>
+        <w:t>Es esencial desarrollar consciencia sobre los elementos que componen la voz, los cuales interactúan como los instrumentos de una orquesta al momento de emitir el mensaje. Estos son:</w:t>
+      </w:r>
+    </w:p>
+    <w:p>
+      <w:pPr>
+        <w:rPr>
+          <w:lang w:val="es-419" w:eastAsia="es-CO"/>
+        </w:rPr>
+      </w:pPr>
+    </w:p>
+    <w:p>
+      <w:pPr>
+        <w:rPr>
+          <w:lang w:val="es-419" w:eastAsia="es-CO"/>
+        </w:rPr>
+      </w:pPr>
+    </w:p>
+    <w:p>
+      <w:pPr>
         <w:pStyle w:val="Prrafodelista"/>
         <w:numPr>
           <w:ilvl w:val="0"/>
@@ -3385,6 +3298,7 @@
           <w:bCs/>
           <w:lang w:val="es-419" w:eastAsia="es-CO"/>
         </w:rPr>
+        <w:lastRenderedPageBreak/>
         <w:t>Intensidad</w:t>
       </w:r>
     </w:p>
@@ -3402,15 +3316,6 @@
         </w:rPr>
         <w:t>Se refiere al volumen con el que se emite la voz. Depende directamente de la respiración diafragmática, la cual proporciona el soporte adecuado para proyectar la voz con fuerza y sin esfuerzo excesivo.</w:t>
       </w:r>
-    </w:p>
-    <w:p>
-      <w:pPr>
-        <w:pStyle w:val="Prrafodelista"/>
-        <w:ind w:left="1429" w:firstLine="0"/>
-        <w:rPr>
-          <w:lang w:val="es-419" w:eastAsia="es-CO"/>
-        </w:rPr>
-      </w:pPr>
     </w:p>
     <w:p>
       <w:pPr>
@@ -3431,7 +3336,6 @@
           <w:bCs/>
           <w:lang w:val="es-419" w:eastAsia="es-CO"/>
         </w:rPr>
-        <w:lastRenderedPageBreak/>
         <w:t>Tono</w:t>
       </w:r>
     </w:p>
@@ -3490,7 +3394,19 @@
         <w:rPr>
           <w:lang w:val="es-419" w:eastAsia="es-CO"/>
         </w:rPr>
-        <w:t>Es la variación rítmica del tono de voz a lo largo del discurso. A través de la entonación se puede enfatizar palabras o frases clave, evitar la monotonía y mantener la atención del oyente. Incluir pausas adecuadas, cambios de ritmo y volumen contribuye a una comunicación más efectiva y dinámica.</w:t>
+        <w:t>Es la variación rítmica del tono de voz a lo largo del discurso. A través de la entonación se puede enfatizar palabras o frases clave, evitar la monotonía y mantener la atención del oyente. Incluir pausas adecuadas, cambios de ritmo y volumen</w:t>
+      </w:r>
+      <w:r>
+        <w:rPr>
+          <w:lang w:val="es-419" w:eastAsia="es-CO"/>
+        </w:rPr>
+        <w:t>,</w:t>
+      </w:r>
+      <w:r>
+        <w:rPr>
+          <w:lang w:val="es-419" w:eastAsia="es-CO"/>
+        </w:rPr>
+        <w:t xml:space="preserve"> contribuye a una comunicación más efectiva y dinámica.</w:t>
       </w:r>
     </w:p>
     <w:p>
@@ -3532,6 +3448,24 @@
     </w:p>
     <w:p>
       <w:pPr>
+        <w:pStyle w:val="Prrafodelista"/>
+        <w:ind w:left="1429" w:firstLine="0"/>
+        <w:rPr>
+          <w:lang w:val="es-419" w:eastAsia="es-CO"/>
+        </w:rPr>
+      </w:pPr>
+    </w:p>
+    <w:p>
+      <w:pPr>
+        <w:pStyle w:val="Prrafodelista"/>
+        <w:ind w:left="1429" w:firstLine="0"/>
+        <w:rPr>
+          <w:lang w:val="es-419" w:eastAsia="es-CO"/>
+        </w:rPr>
+      </w:pPr>
+    </w:p>
+    <w:p>
+      <w:pPr>
         <w:rPr>
           <w:b/>
           <w:bCs/>
@@ -3544,20 +3478,27 @@
           <w:bCs/>
           <w:lang w:val="es-419" w:eastAsia="es-CO"/>
         </w:rPr>
-        <w:t>Oratoria, Curso para Hablar en Público:</w:t>
-      </w:r>
-    </w:p>
-    <w:p>
-      <w:pPr>
-        <w:rPr>
-          <w:lang w:val="es-419" w:eastAsia="es-CO"/>
-        </w:rPr>
-      </w:pPr>
-      <w:r>
-        <w:rPr>
-          <w:lang w:val="es-419" w:eastAsia="es-CO"/>
-        </w:rPr>
-        <w:t>7 Ejercicios para Mejorar la Voz | Técnicas de Volumen #147.</w:t>
+        <w:lastRenderedPageBreak/>
+        <w:t>Explore el siguiente video:</w:t>
+      </w:r>
+    </w:p>
+    <w:p>
+      <w:pPr>
+        <w:rPr>
+          <w:lang w:val="es-419" w:eastAsia="es-CO"/>
+        </w:rPr>
+      </w:pPr>
+      <w:r>
+        <w:rPr>
+          <w:lang w:val="es-419" w:eastAsia="es-CO"/>
+        </w:rPr>
+        <w:t>ORATORIA: Cómo Mejorar La Voz Para Hablar Fuerte | Técnicas Para Hablar Bien y Tener Expresión Oral</w:t>
+      </w:r>
+      <w:r>
+        <w:rPr>
+          <w:lang w:val="es-419" w:eastAsia="es-CO"/>
+        </w:rPr>
+        <w:t>.</w:t>
       </w:r>
       <w:r>
         <w:rPr>
@@ -3608,14 +3549,7 @@
         <w:rPr>
           <w:lang w:val="es-419" w:eastAsia="es-CO"/>
         </w:rPr>
-        <w:t xml:space="preserve">Además del dominio técnico de la voz, es indispensable preparar con anticipación el contenido del mensaje. El conocimiento profundo del tema, el uso de ayudas </w:t>
-      </w:r>
-      <w:r>
-        <w:rPr>
-          <w:lang w:val="es-419" w:eastAsia="es-CO"/>
-        </w:rPr>
-        <w:lastRenderedPageBreak/>
-        <w:t>audiovisuales y el entrenamiento previo permiten proyectar seguridad y claridad al momento de hablar. Se recomienda:</w:t>
+        <w:t>Además del dominio técnico de la voz, es indispensable preparar con anticipación el contenido del mensaje. El conocimiento profundo del tema, el uso de ayudas audiovisuales y el entrenamiento previo permiten proyectar seguridad y claridad al momento de hablar. Se recomienda:</w:t>
       </w:r>
     </w:p>
     <w:p>
@@ -3717,19 +3651,32 @@
         <w:rPr>
           <w:lang w:val="es-419" w:eastAsia="es-CO"/>
         </w:rPr>
-        <w:t>En el marco de la formación profesional impartida por el SENA, los aprendices tienen la oportunidad de desarrollar y fortalecer sus habilidades comunicativas, incluyendo la oratoria. Esto implica mucho más que saber hablar: la oratoria es el arte de expresarse de forma clara, estructurada y persuasiva ante un público, como lo expresa conceptos (2020):</w:t>
-      </w:r>
-    </w:p>
-    <w:p>
-      <w:pPr>
-        <w:rPr>
-          <w:lang w:val="es-419" w:eastAsia="es-CO"/>
-        </w:rPr>
-      </w:pPr>
-      <w:r>
-        <w:rPr>
-          <w:lang w:val="es-419" w:eastAsia="es-CO"/>
-        </w:rPr>
+        <w:t xml:space="preserve">En el marco de la formación profesional impartida por el SENA, los aprendices tienen la oportunidad de desarrollar y fortalecer sus habilidades comunicativas, incluyendo la oratoria. Esto implica mucho más que saber hablar: la oratoria es el arte de expresarse de forma clara, estructurada y persuasiva ante un público, como lo expresa </w:t>
+      </w:r>
+      <w:r>
+        <w:rPr>
+          <w:lang w:val="es-419" w:eastAsia="es-CO"/>
+        </w:rPr>
+        <w:t>C</w:t>
+      </w:r>
+      <w:r>
+        <w:rPr>
+          <w:lang w:val="es-419" w:eastAsia="es-CO"/>
+        </w:rPr>
+        <w:t>onceptos (2020):</w:t>
+      </w:r>
+    </w:p>
+    <w:p>
+      <w:pPr>
+        <w:rPr>
+          <w:lang w:val="es-419" w:eastAsia="es-CO"/>
+        </w:rPr>
+      </w:pPr>
+      <w:r>
+        <w:rPr>
+          <w:lang w:val="es-419" w:eastAsia="es-CO"/>
+        </w:rPr>
+        <w:lastRenderedPageBreak/>
         <w:t>“</w:t>
       </w:r>
       <w:r>
@@ -3768,12 +3715,11 @@
       <w:pPr>
         <w:pStyle w:val="Ttulo2"/>
       </w:pPr>
-      <w:bookmarkStart w:id="8" w:name="_Toc206175701"/>
-      <w:r>
-        <w:lastRenderedPageBreak/>
+      <w:bookmarkStart w:id="9" w:name="_Toc209544859"/>
+      <w:r>
         <w:t>Escuchar con los sentidos</w:t>
       </w:r>
-      <w:bookmarkEnd w:id="8"/>
+      <w:bookmarkEnd w:id="9"/>
     </w:p>
     <w:p>
       <w:pPr>
@@ -3919,6 +3865,7 @@
         <w:rPr>
           <w:lang w:val="es-419" w:eastAsia="es-CO"/>
         </w:rPr>
+        <w:lastRenderedPageBreak/>
         <w:t>Cuando los pensamientos comienzan a divagar, es importante que la persona los redirija hacia la conversación presente.</w:t>
       </w:r>
     </w:p>
@@ -3999,11 +3946,39 @@
     <w:p>
       <w:pPr>
         <w:pStyle w:val="Prrafodelista"/>
+        <w:numPr>
+          <w:ilvl w:val="0"/>
+          <w:numId w:val="48"/>
+        </w:numPr>
+        <w:rPr>
+          <w:b/>
+          <w:bCs/>
+          <w:lang w:val="es-419" w:eastAsia="es-CO"/>
+        </w:rPr>
+      </w:pPr>
+      <w:r>
+        <w:rPr>
+          <w:b/>
+          <w:bCs/>
+          <w:lang w:val="es-419" w:eastAsia="es-CO"/>
+        </w:rPr>
+        <w:t>Guardar silencio</w:t>
+      </w:r>
+    </w:p>
+    <w:p>
+      <w:pPr>
+        <w:pStyle w:val="Prrafodelista"/>
         <w:ind w:left="1429" w:firstLine="0"/>
         <w:rPr>
           <w:lang w:val="es-419" w:eastAsia="es-CO"/>
         </w:rPr>
       </w:pPr>
+      <w:r>
+        <w:rPr>
+          <w:lang w:val="es-419" w:eastAsia="es-CO"/>
+        </w:rPr>
+        <w:t>El silencio favorece la concentración, permite reflexionar y genera un ambiente de calma durante el diálogo.</w:t>
+      </w:r>
     </w:p>
     <w:p>
       <w:pPr>
@@ -4024,8 +3999,7 @@
           <w:bCs/>
           <w:lang w:val="es-419" w:eastAsia="es-CO"/>
         </w:rPr>
-        <w:lastRenderedPageBreak/>
-        <w:t>Guardar silencio</w:t>
+        <w:t>Observar el lenguaje corporal</w:t>
       </w:r>
     </w:p>
     <w:p>
@@ -4040,7 +4014,7 @@
         <w:rPr>
           <w:lang w:val="es-419" w:eastAsia="es-CO"/>
         </w:rPr>
-        <w:t>El silencio favorece la concentración, permite reflexionar y genera un ambiente de calma durante el diálogo.</w:t>
+        <w:t>El cuerpo comunica tanto como las palabras. Prestar atención a los gestos y posturas puede ofrecer información valiosa.</w:t>
       </w:r>
     </w:p>
     <w:p>
@@ -4062,7 +4036,7 @@
           <w:bCs/>
           <w:lang w:val="es-419" w:eastAsia="es-CO"/>
         </w:rPr>
-        <w:t>Observar el lenguaje corporal</w:t>
+        <w:t>Confirmar lo escuchado</w:t>
       </w:r>
     </w:p>
     <w:p>
@@ -4077,29 +4051,7 @@
         <w:rPr>
           <w:lang w:val="es-419" w:eastAsia="es-CO"/>
         </w:rPr>
-        <w:t>El cuerpo comunica tanto como las palabras. Prestar atención a los gestos y posturas puede ofrecer información valiosa.</w:t>
-      </w:r>
-    </w:p>
-    <w:p>
-      <w:pPr>
-        <w:pStyle w:val="Prrafodelista"/>
-        <w:numPr>
-          <w:ilvl w:val="0"/>
-          <w:numId w:val="48"/>
-        </w:numPr>
-        <w:rPr>
-          <w:b/>
-          <w:bCs/>
-          <w:lang w:val="es-419" w:eastAsia="es-CO"/>
-        </w:rPr>
-      </w:pPr>
-      <w:r>
-        <w:rPr>
-          <w:b/>
-          <w:bCs/>
-          <w:lang w:val="es-419" w:eastAsia="es-CO"/>
-        </w:rPr>
-        <w:t>Confirmar lo escuchado</w:t>
+        <w:t>Para asegurar una comprensión adecuada, es útil resumir lo dicho y verificar con el interlocutor que se ha comprendido correctamente.</w:t>
       </w:r>
     </w:p>
     <w:p>
@@ -4110,22 +4062,53 @@
           <w:lang w:val="es-419" w:eastAsia="es-CO"/>
         </w:rPr>
       </w:pPr>
-      <w:r>
-        <w:rPr>
-          <w:lang w:val="es-419" w:eastAsia="es-CO"/>
-        </w:rPr>
-        <w:t>Para asegurar una comprensión adecuada, es útil resumir lo dicho y verificar con el interlocutor que se ha comprendido correctamente.</w:t>
-      </w:r>
+    </w:p>
+    <w:p>
+      <w:pPr>
+        <w:pStyle w:val="Prrafodelista"/>
+        <w:ind w:left="1429" w:firstLine="0"/>
+        <w:rPr>
+          <w:lang w:val="es-419" w:eastAsia="es-CO"/>
+        </w:rPr>
+      </w:pPr>
+    </w:p>
+    <w:p>
+      <w:pPr>
+        <w:pStyle w:val="Prrafodelista"/>
+        <w:ind w:left="1429" w:firstLine="0"/>
+        <w:rPr>
+          <w:lang w:val="es-419" w:eastAsia="es-CO"/>
+        </w:rPr>
+      </w:pPr>
+    </w:p>
+    <w:p>
+      <w:pPr>
+        <w:pStyle w:val="Prrafodelista"/>
+        <w:ind w:left="1429" w:firstLine="0"/>
+        <w:rPr>
+          <w:lang w:val="es-419" w:eastAsia="es-CO"/>
+        </w:rPr>
+      </w:pPr>
+    </w:p>
+    <w:p>
+      <w:pPr>
+        <w:pStyle w:val="Prrafodelista"/>
+        <w:ind w:left="1429" w:firstLine="0"/>
+        <w:rPr>
+          <w:lang w:val="es-419" w:eastAsia="es-CO"/>
+        </w:rPr>
+      </w:pPr>
     </w:p>
     <w:p>
       <w:pPr>
         <w:pStyle w:val="Ttulo2"/>
       </w:pPr>
-      <w:bookmarkStart w:id="9" w:name="_Toc206175702"/>
-      <w:r>
+      <w:bookmarkStart w:id="10" w:name="_Toc209544860"/>
+      <w:r>
+        <w:lastRenderedPageBreak/>
         <w:t>Importancia del discurso oral - características de una charla y exposición</w:t>
       </w:r>
-      <w:bookmarkEnd w:id="9"/>
+      <w:bookmarkEnd w:id="10"/>
     </w:p>
     <w:p>
       <w:pPr>
@@ -4139,6 +4122,96 @@
           <w:lang w:val="es-419" w:eastAsia="es-CO"/>
         </w:rPr>
         <w:t>Importancia del discurso oral - Características de una charla y exposición</w:t>
+      </w:r>
+    </w:p>
+    <w:p>
+      <w:pPr>
+        <w:jc w:val="center"/>
+        <w:rPr>
+          <w:lang w:val="es-419" w:eastAsia="es-CO"/>
+        </w:rPr>
+      </w:pPr>
+      <w:r>
+        <w:fldChar w:fldCharType="begin"/>
+      </w:r>
+      <w:r>
+        <w:instrText xml:space="preserve"> INCLUDEPICTURE "https://i.ytimg.com/vi/tiAK84inIpg/sddefault.jpg" \* MERGEFORMATINET </w:instrText>
+      </w:r>
+      <w:r>
+        <w:fldChar w:fldCharType="separate"/>
+      </w:r>
+      <w:r>
+        <w:rPr>
+          <w:noProof/>
+        </w:rPr>
+        <w:drawing>
+          <wp:inline distT="0" distB="0" distL="0" distR="0" wp14:anchorId="78513FC7" wp14:editId="7EFD6053">
+            <wp:extent cx="5422900" cy="3065117"/>
+            <wp:effectExtent l="0" t="0" r="0" b="0"/>
+            <wp:docPr id="1692759701" name="Imagen 3">
+              <a:extLst xmlns:a="http://schemas.openxmlformats.org/drawingml/2006/main">
+                <a:ext uri="{C183D7F6-B498-43B3-948B-1728B52AA6E4}">
+                  <adec:decorative xmlns:adec="http://schemas.microsoft.com/office/drawing/2017/decorative" val="1"/>
+                </a:ext>
+              </a:extLst>
+            </wp:docPr>
+            <wp:cNvGraphicFramePr>
+              <a:graphicFrameLocks xmlns:a="http://schemas.openxmlformats.org/drawingml/2006/main" noChangeAspect="1"/>
+            </wp:cNvGraphicFramePr>
+            <a:graphic xmlns:a="http://schemas.openxmlformats.org/drawingml/2006/main">
+              <a:graphicData uri="http://schemas.openxmlformats.org/drawingml/2006/picture">
+                <pic:pic xmlns:pic="http://schemas.openxmlformats.org/drawingml/2006/picture">
+                  <pic:nvPicPr>
+                    <pic:cNvPr id="1692759701" name="Imagen 3">
+                      <a:extLst>
+                        <a:ext uri="{C183D7F6-B498-43B3-948B-1728B52AA6E4}">
+                          <adec:decorative xmlns:adec="http://schemas.microsoft.com/office/drawing/2017/decorative" val="1"/>
+                        </a:ext>
+                      </a:extLst>
+                    </pic:cNvPr>
+                    <pic:cNvPicPr>
+                      <a:picLocks noChangeAspect="1" noChangeArrowheads="1"/>
+                    </pic:cNvPicPr>
+                  </pic:nvPicPr>
+                  <pic:blipFill rotWithShape="1">
+                    <a:blip r:embed="rId19">
+                      <a:extLst>
+                        <a:ext uri="{28A0092B-C50C-407E-A947-70E740481C1C}">
+                          <a14:useLocalDpi xmlns:a14="http://schemas.microsoft.com/office/drawing/2010/main" val="0"/>
+                        </a:ext>
+                      </a:extLst>
+                    </a:blip>
+                    <a:srcRect t="12463" b="12174"/>
+                    <a:stretch>
+                      <a:fillRect/>
+                    </a:stretch>
+                  </pic:blipFill>
+                  <pic:spPr bwMode="auto">
+                    <a:xfrm>
+                      <a:off x="0" y="0"/>
+                      <a:ext cx="5439465" cy="3074480"/>
+                    </a:xfrm>
+                    <a:prstGeom prst="rect">
+                      <a:avLst/>
+                    </a:prstGeom>
+                    <a:noFill/>
+                    <a:ln>
+                      <a:noFill/>
+                    </a:ln>
+                    <a:extLst>
+                      <a:ext uri="{53640926-AAD7-44D8-BBD7-CCE9431645EC}">
+                        <a14:shadowObscured xmlns:a14="http://schemas.microsoft.com/office/drawing/2010/main"/>
+                      </a:ext>
+                    </a:extLst>
+                  </pic:spPr>
+                </pic:pic>
+              </a:graphicData>
+            </a:graphic>
+          </wp:inline>
+        </w:drawing>
+      </w:r>
+      <w:r>
+        <w:fldChar w:fldCharType="end"/>
       </w:r>
     </w:p>
     <w:p>
@@ -4152,14 +4225,30 @@
           <w:u w:val="none"/>
         </w:rPr>
       </w:pPr>
-      <w:hyperlink r:id="rId19" w:history="1">
+      <w:hyperlink r:id="rId20" w:history="1">
         <w:r>
           <w:rPr>
             <w:rStyle w:val="Hipervnculo"/>
             <w:b/>
             <w:bCs/>
           </w:rPr>
-          <w:t>Enlace de reproducción del video</w:t>
+          <w:t>Enlace de repro</w:t>
+        </w:r>
+        <w:r>
+          <w:rPr>
+            <w:rStyle w:val="Hipervnculo"/>
+            <w:b/>
+            <w:bCs/>
+          </w:rPr>
+          <w:t>d</w:t>
+        </w:r>
+        <w:r>
+          <w:rPr>
+            <w:rStyle w:val="Hipervnculo"/>
+            <w:b/>
+            <w:bCs/>
+          </w:rPr>
+          <w:t>ucción del video</w:t>
         </w:r>
       </w:hyperlink>
     </w:p>
@@ -4210,24 +4299,24 @@
           </w:tcPr>
           <w:p>
             <w:r>
-              <w:t>Como se mencionó anteriormente, hacer un discurso requiere de preparación y disposición, teniendo en cuenta no solo el auditorio al que se dirige, sino también la metodología de implementar. Así, el discurso tendrá la importancia que merece, a la vez que se conjugan estos y otros elementos como la postura corporal, la voz, la conexión emocional con el auditorio y el total dominio de la temática.</w:t>
+              <w:t xml:space="preserve">Como se mencionó anteriormente, hacer un discurso requiere de preparación y disposición, teniendo en cuenta no solo el auditorio al que se dirige, sino también la metodología </w:t>
+            </w:r>
+            <w:r>
+              <w:t>a</w:t>
+            </w:r>
+            <w:r>
+              <w:t xml:space="preserve"> implementar. Así, el discurso tendrá la importancia que merece, a la vez que se conjugan estos y otros elementos como la postura corporal, la voz, la conexión emocional con el auditorio y el total dominio de la temática.</w:t>
             </w:r>
           </w:p>
           <w:p>
             <w:r>
-              <w:t xml:space="preserve">Según Ortega, el comunicador, para ser bueno, tendrá que adaptarse a las circunstancias y características de su público, haciendo referencia a que no es lo </w:t>
-            </w:r>
-            <w:r>
               <w:lastRenderedPageBreak/>
-              <w:t>mismo el discurso religioso, el del político, el académico o la presentación de un proyecto a una empresa. Con esto y lo ya estudiado, se dimensiona la importancia que tiene el discurso oral en cualquier contexto y según la situación que se dé.</w:t>
+              <w:t>Según Ortega, el comunicador, para ser bueno, tendrá que adaptarse a las circunstancias y características de su público, haciendo referencia a que no es lo mismo el discurso religioso, el del político, el académico o la presentación de un proyecto a una empresa. Con esto y lo ya estudiado, se dimensiona la importancia que tiene el discurso oral en cualquier contexto y según la situación que se dé.</w:t>
             </w:r>
           </w:p>
           <w:p>
             <w:r>
-              <w:t>Por último, se señalan dos metodologías del discurso oral que por su nivel de formalidad se diferencian y, por ello, se estudian, como son la charla y la exposición. La primera es un encuentro informal en que se conversa sobre un tema específico y el orador involucra a los participantes. Según la RAE, la charla es disertación ante un público sin solemnidad ni excesivas preocupaciones formale</w:t>
-            </w:r>
-            <w:r>
-              <w:t>s.</w:t>
+              <w:t>Por último, se señalan dos metodologías del discurso oral que por su nivel de formalidad se diferencian y, por ello, se estudian, como son la charla y la exposición. La primera es un encuentro informal en que se conversa sobre un tema específico y el orador involucra a los participantes. Según la RAE, la charla es disertación ante un público sin solemnidad ni excesivas preocupaciones formales.</w:t>
             </w:r>
           </w:p>
           <w:p>
@@ -4291,14 +4380,8 @@
         <w:rPr>
           <w:lang w:val="es-419" w:eastAsia="es-CO"/>
         </w:rPr>
-        <w:t xml:space="preserve">El discurso oral constituye una herramienta fundamental para la transmisión de ideas, conocimientos y emociones en diversos contextos sociales, académicos y </w:t>
-      </w:r>
-      <w:r>
-        <w:rPr>
-          <w:lang w:val="es-419" w:eastAsia="es-CO"/>
-        </w:rPr>
         <w:lastRenderedPageBreak/>
-        <w:t>profesionales. A través de la palabra hablada, las personas logran establecer conexiones significativas, influir en los demás, generar aprendizajes y resolver conflictos. En este sentido, desarrollar habilidades de expresión oral no solo mejora la comunicación interpersonal, sino que también fortalece la seguridad, el liderazgo y la capacidad argumentativa del hablante.</w:t>
+        <w:t>El discurso oral constituye una herramienta fundamental para la transmisión de ideas, conocimientos y emociones en diversos contextos sociales, académicos y profesionales. A través de la palabra hablada, las personas logran establecer conexiones significativas, influir en los demás, generar aprendizajes y resolver conflictos. En este sentido, desarrollar habilidades de expresión oral no solo mejora la comunicación interpersonal, sino que también fortalece la seguridad, el liderazgo y la capacidad argumentativa del hablante.</w:t>
       </w:r>
     </w:p>
     <w:p>
@@ -4331,11 +4414,11 @@
       <w:pPr>
         <w:pStyle w:val="Ttulo2"/>
       </w:pPr>
-      <w:bookmarkStart w:id="10" w:name="_Toc206175703"/>
+      <w:bookmarkStart w:id="11" w:name="_Toc209544861"/>
       <w:r>
         <w:t>Habilidades de un comunicador eficaz</w:t>
       </w:r>
-      <w:bookmarkEnd w:id="10"/>
+      <w:bookmarkEnd w:id="11"/>
     </w:p>
     <w:p>
       <w:pPr>
@@ -4365,6 +4448,7 @@
         <w:rPr>
           <w:lang w:val="es-419" w:eastAsia="es-CO"/>
         </w:rPr>
+        <w:lastRenderedPageBreak/>
         <w:t>Soy consciente de que todo en mí comunica, incluso cuando no utilizo palabras.</w:t>
       </w:r>
     </w:p>
@@ -4383,7 +4467,6 @@
         <w:rPr>
           <w:lang w:val="es-419" w:eastAsia="es-CO"/>
         </w:rPr>
-        <w:lastRenderedPageBreak/>
         <w:t>Reconozco que el proceso de comunicación es dinámico, circular y profundamente complejo.</w:t>
       </w:r>
     </w:p>
@@ -4553,7 +4636,14 @@
         <w:rPr>
           <w:lang w:val="es-419" w:eastAsia="es-CO"/>
         </w:rPr>
-        <w:t>De manera general, se puede afirmar que la comunicación es efectiva cuando logra cumplir con los fines para los cuales fue concebida. Según Stoner (1996, p. 375), esta efectividad depende de factores como la codificación, la decodificación y el ruido presente en el proceso comunicativo. Por su parte, Robbins (1996) se refiere al concepto con el término “fidelidad” y señala que existen cuatro factores esenciales en la fuente emisora que contribuyen a aumentar dicha fidelidad:</w:t>
+        <w:t xml:space="preserve">De manera general, se puede afirmar que la comunicación es efectiva cuando logra cumplir con los fines para los cuales fue concebida. Según Stoner (1996, p. 375), esta efectividad depende de factores como la codificación, la decodificación y el ruido presente en el proceso comunicativo. Por su parte, Robbins (1996) se refiere al </w:t>
+      </w:r>
+      <w:r>
+        <w:rPr>
+          <w:lang w:val="es-419" w:eastAsia="es-CO"/>
+        </w:rPr>
+        <w:lastRenderedPageBreak/>
+        <w:t>concepto con el término “fidelidad” y señala que existen cuatro factores esenciales en la fuente emisora que contribuyen a aumentar dicha fidelidad:</w:t>
       </w:r>
     </w:p>
     <w:p>
@@ -4575,7 +4665,6 @@
           <w:bCs/>
           <w:lang w:val="es-419" w:eastAsia="es-CO"/>
         </w:rPr>
-        <w:lastRenderedPageBreak/>
         <w:t>Las habilidades comunicativas</w:t>
       </w:r>
     </w:p>
@@ -4717,14 +4806,8 @@
         <w:rPr>
           <w:lang w:val="es-419" w:eastAsia="es-CO"/>
         </w:rPr>
-        <w:t xml:space="preserve">Por su parte, Stoner (1996, pp. 376 - 410) añade que la diferencia entre una comunicación efectiva e inefectiva puede estar en la manera en que las partes involucradas gestionan las diferencias de percepción, ya que las </w:t>
-      </w:r>
-      <w:r>
-        <w:rPr>
-          <w:lang w:val="es-419" w:eastAsia="es-CO"/>
-        </w:rPr>
         <w:lastRenderedPageBreak/>
-        <w:t>personas interpretan los mensajes según sus conocimientos, experiencias y contexto. Además, las emociones como la ira, el miedo, el amor o el odio también afectan la forma en que se recibe y procesa un mensaje, influyendo directamente en la comprensión y en la calidad del intercambio comunicativo.</w:t>
+        <w:t>Por su parte, Stoner (1996, pp. 376 - 410) añade que la diferencia entre una comunicación efectiva e inefectiva puede estar en la manera en que las partes involucradas gestionan las diferencias de percepción, ya que las personas interpretan los mensajes según sus conocimientos, experiencias y contexto. Además, las emociones como la ira, el miedo, el amor o el odio también afectan la forma en que se recibe y procesa un mensaje, influyendo directamente en la comprensión y en la calidad del intercambio comunicativo.</w:t>
       </w:r>
     </w:p>
     <w:p>
@@ -4780,12 +4863,12 @@
         </w:numPr>
         <w:ind w:left="709"/>
       </w:pPr>
-      <w:bookmarkStart w:id="11" w:name="_Toc206175704"/>
+      <w:bookmarkStart w:id="12" w:name="_Toc209544862"/>
       <w:r>
         <w:lastRenderedPageBreak/>
         <w:t>Síntesis</w:t>
       </w:r>
-      <w:bookmarkEnd w:id="11"/>
+      <w:bookmarkEnd w:id="12"/>
     </w:p>
     <w:p>
       <w:pPr>
@@ -4889,7 +4972,7 @@
                     <pic:cNvPicPr/>
                   </pic:nvPicPr>
                   <pic:blipFill>
-                    <a:blip r:embed="rId20">
+                    <a:blip r:embed="rId21">
                       <a:extLst>
                         <a:ext uri="{28A0092B-C50C-407E-A947-70E740481C1C}">
                           <a14:useLocalDpi xmlns:a14="http://schemas.microsoft.com/office/drawing/2010/main" val="0"/>
@@ -4948,12 +5031,12 @@
         </w:numPr>
         <w:ind w:left="709"/>
       </w:pPr>
-      <w:bookmarkStart w:id="12" w:name="_Toc206175705"/>
+      <w:bookmarkStart w:id="13" w:name="_Toc209544863"/>
       <w:r>
         <w:lastRenderedPageBreak/>
         <w:t>Material complementario</w:t>
       </w:r>
-      <w:bookmarkEnd w:id="12"/>
+      <w:bookmarkEnd w:id="13"/>
     </w:p>
     <w:tbl>
       <w:tblPr>
@@ -5052,69 +5135,10 @@
               <w:pStyle w:val="TextoTablas"/>
             </w:pPr>
             <w:r>
-              <w:t>Goleman, Daniel. 1995. Inteligencia emocional.</w:t>
-            </w:r>
-          </w:p>
-        </w:tc>
-        <w:tc>
-          <w:tcPr>
-            <w:tcW w:w="1843" w:type="dxa"/>
-          </w:tcPr>
-          <w:p>
-            <w:pPr>
-              <w:pStyle w:val="TextoTablas"/>
-            </w:pPr>
-            <w:r>
-              <w:t>Libro</w:t>
-            </w:r>
-          </w:p>
-        </w:tc>
-        <w:tc>
-          <w:tcPr>
-            <w:tcW w:w="2283" w:type="dxa"/>
-          </w:tcPr>
-          <w:p>
-            <w:pPr>
-              <w:pStyle w:val="TextoTablas"/>
-            </w:pPr>
-            <w:hyperlink r:id="rId21" w:history="1">
-              <w:r>
-                <w:rPr>
-                  <w:rStyle w:val="Hipervnculo"/>
-                </w:rPr>
-                <w:t>https://zajuna.sena.edu.co/Repositorio/Titulada/institution/SENA/Transversales/OVA/Comunicacion_oral_y_escrita/CF1_Comunicandonos/media/documentos/Inteligencia_Emocional.pdf</w:t>
-              </w:r>
-            </w:hyperlink>
-            <w:r>
-              <w:t xml:space="preserve"> </w:t>
-            </w:r>
-          </w:p>
-        </w:tc>
-      </w:tr>
-      <w:tr>
-        <w:tc>
-          <w:tcPr>
-            <w:tcW w:w="1980" w:type="dxa"/>
-          </w:tcPr>
-          <w:p>
-            <w:pPr>
-              <w:pStyle w:val="TextoTablas"/>
-            </w:pPr>
-            <w:r>
-              <w:t>La comunicación</w:t>
-            </w:r>
-          </w:p>
-        </w:tc>
-        <w:tc>
-          <w:tcPr>
-            <w:tcW w:w="3969" w:type="dxa"/>
-          </w:tcPr>
-          <w:p>
-            <w:pPr>
-              <w:pStyle w:val="TextoTablas"/>
-            </w:pPr>
-            <w:r>
-              <w:t>Gómez, F. S. J. (2016). La comunicación. Salus, 20(3), 5-6.</w:t>
+              <w:t>Goleman, D. (1995). Inteligencia emocional. Kairós</w:t>
+            </w:r>
+            <w:r>
+              <w:t>.</w:t>
             </w:r>
           </w:p>
         </w:tc>
@@ -5144,6 +5168,68 @@
                 <w:rPr>
                   <w:rStyle w:val="Hipervnculo"/>
                 </w:rPr>
+                <w:t>https://zajuna.sena.edu.co/Repositorio/Titulada/institution/SENA/Transversales/OVA/Comunicacion_oral_y_escrita/CF1_Comunicandonos/media/documentos/Inteligencia_Emocional.pdf</w:t>
+              </w:r>
+            </w:hyperlink>
+            <w:r>
+              <w:t xml:space="preserve"> </w:t>
+            </w:r>
+          </w:p>
+        </w:tc>
+      </w:tr>
+      <w:tr>
+        <w:tc>
+          <w:tcPr>
+            <w:tcW w:w="1980" w:type="dxa"/>
+          </w:tcPr>
+          <w:p>
+            <w:pPr>
+              <w:pStyle w:val="TextoTablas"/>
+            </w:pPr>
+            <w:r>
+              <w:t>La comunicación</w:t>
+            </w:r>
+          </w:p>
+        </w:tc>
+        <w:tc>
+          <w:tcPr>
+            <w:tcW w:w="3969" w:type="dxa"/>
+          </w:tcPr>
+          <w:p>
+            <w:pPr>
+              <w:pStyle w:val="TextoTablas"/>
+            </w:pPr>
+            <w:r>
+              <w:t>Gómez, F. S. J. (2016). La comunicación. Salus, 20(3), 5-6.</w:t>
+            </w:r>
+          </w:p>
+        </w:tc>
+        <w:tc>
+          <w:tcPr>
+            <w:tcW w:w="1843" w:type="dxa"/>
+          </w:tcPr>
+          <w:p>
+            <w:pPr>
+              <w:pStyle w:val="TextoTablas"/>
+            </w:pPr>
+            <w:r>
+              <w:t>Libro</w:t>
+            </w:r>
+          </w:p>
+        </w:tc>
+        <w:tc>
+          <w:tcPr>
+            <w:tcW w:w="2283" w:type="dxa"/>
+          </w:tcPr>
+          <w:p>
+            <w:pPr>
+              <w:pStyle w:val="TextoTablas"/>
+            </w:pPr>
+            <w:hyperlink r:id="rId23" w:history="1">
+              <w:r>
+                <w:rPr>
+                  <w:rStyle w:val="Hipervnculo"/>
+                </w:rPr>
                 <w:t>https://ve.scielo.org/scielo.php?script=sci_arttext&amp;pid=s1316-71382016000300002</w:t>
               </w:r>
             </w:hyperlink>
@@ -5189,12 +5275,12 @@
         </w:numPr>
         <w:ind w:left="709"/>
       </w:pPr>
-      <w:bookmarkStart w:id="13" w:name="_Toc206175706"/>
+      <w:bookmarkStart w:id="14" w:name="_Toc209544864"/>
       <w:r>
         <w:lastRenderedPageBreak/>
         <w:t>Glosario</w:t>
       </w:r>
-      <w:bookmarkEnd w:id="13"/>
+      <w:bookmarkEnd w:id="14"/>
     </w:p>
     <w:p>
       <w:pPr>
@@ -5588,12 +5674,12 @@
         </w:numPr>
         <w:ind w:left="709"/>
       </w:pPr>
-      <w:bookmarkStart w:id="14" w:name="_Toc206175707"/>
+      <w:bookmarkStart w:id="15" w:name="_Toc209544865"/>
       <w:r>
         <w:lastRenderedPageBreak/>
         <w:t>Referencias bibliográficas</w:t>
       </w:r>
-      <w:bookmarkEnd w:id="14"/>
+      <w:bookmarkEnd w:id="15"/>
     </w:p>
     <w:p>
       <w:pPr>
@@ -5630,7 +5716,7 @@
         </w:rPr>
         <w:t xml:space="preserve"> </w:t>
       </w:r>
-      <w:hyperlink r:id="rId23" w:history="1">
+      <w:hyperlink r:id="rId24" w:history="1">
         <w:r>
           <w:rPr>
             <w:rStyle w:val="Hipervnculo"/>
@@ -5669,7 +5755,6 @@
           <w14:ligatures w14:val="none"/>
         </w:rPr>
       </w:pPr>
-      <w:proofErr w:type="spellStart"/>
       <w:r>
         <w:rPr>
           <w:rFonts w:eastAsia="Times New Roman" w:cstheme="minorHAnsi"/>
@@ -5679,9 +5764,8 @@
           <w:lang w:eastAsia="es-CO"/>
           <w14:ligatures w14:val="none"/>
         </w:rPr>
-        <w:t>Conceptos.de</w:t>
-      </w:r>
-      <w:proofErr w:type="spellEnd"/>
+        <w:t>Conceptos. (2020). Concepto de oratoria.</w:t>
+      </w:r>
       <w:r>
         <w:rPr>
           <w:rFonts w:eastAsia="Times New Roman" w:cstheme="minorHAnsi"/>
@@ -5691,20 +5775,9 @@
           <w:lang w:eastAsia="es-CO"/>
           <w14:ligatures w14:val="none"/>
         </w:rPr>
-        <w:t xml:space="preserve"> (2020). Concepto de oratoria.</w:t>
-      </w:r>
-      <w:r>
-        <w:rPr>
-          <w:rFonts w:eastAsia="Times New Roman" w:cstheme="minorHAnsi"/>
-          <w:kern w:val="0"/>
-          <w:szCs w:val="28"/>
-          <w:bdr w:val="none" w:sz="0" w:space="0" w:color="auto" w:frame="1"/>
-          <w:lang w:eastAsia="es-CO"/>
-          <w14:ligatures w14:val="none"/>
-        </w:rPr>
         <w:t xml:space="preserve"> </w:t>
       </w:r>
-      <w:hyperlink r:id="rId24" w:history="1">
+      <w:hyperlink r:id="rId25" w:history="1">
         <w:r>
           <w:rPr>
             <w:rStyle w:val="Hipervnculo"/>
@@ -6036,12 +6109,12 @@
         </w:numPr>
         <w:ind w:left="709"/>
       </w:pPr>
-      <w:bookmarkStart w:id="15" w:name="_Toc206175708"/>
+      <w:bookmarkStart w:id="16" w:name="_Toc209544866"/>
       <w:r>
         <w:lastRenderedPageBreak/>
         <w:t>Créditos</w:t>
       </w:r>
-      <w:bookmarkEnd w:id="15"/>
+      <w:bookmarkEnd w:id="16"/>
     </w:p>
     <w:tbl>
       <w:tblPr>
@@ -6513,6 +6586,9 @@
             <w:pPr>
               <w:pStyle w:val="TextoTablas"/>
             </w:pPr>
+            <w:r>
+              <w:t>Erika Daniela Manrique Rueda</w:t>
+            </w:r>
           </w:p>
         </w:tc>
         <w:tc>
@@ -6524,7 +6600,7 @@
               <w:pStyle w:val="TextoTablas"/>
             </w:pPr>
             <w:r>
-              <w:t>Validadora de recursos educativos digitales</w:t>
+              <w:t>Validadora y vinculadora de recursos educativos digitales</w:t>
             </w:r>
           </w:p>
         </w:tc>
@@ -6607,8 +6683,8 @@
       </w:pPr>
     </w:p>
     <w:sectPr>
-      <w:headerReference w:type="default" r:id="rId25"/>
-      <w:footerReference w:type="default" r:id="rId26"/>
+      <w:headerReference w:type="default" r:id="rId26"/>
+      <w:footerReference w:type="default" r:id="rId27"/>
       <w:pgSz w:w="12240" w:h="15840"/>
       <w:pgMar w:top="1701" w:right="1134" w:bottom="1134" w:left="1134" w:header="709" w:footer="737" w:gutter="0"/>
       <w:pgNumType w:start="1"/>
@@ -13395,14 +13471,15 @@
     <w:autoRedefine/>
     <w:uiPriority w:val="39"/>
     <w:unhideWhenUsed/>
-    <w:rsid w:val="008C0D8B"/>
+    <w:rsid w:val="00333F96"/>
     <w:pPr>
       <w:tabs>
         <w:tab w:val="left" w:pos="1276"/>
+        <w:tab w:val="left" w:pos="1920"/>
         <w:tab w:val="right" w:leader="dot" w:pos="9962"/>
       </w:tabs>
       <w:spacing w:after="100"/>
-      <w:ind w:left="708" w:firstLine="429"/>
+      <w:ind w:left="1560" w:hanging="423"/>
     </w:pPr>
     <w:rPr>
       <w:noProof/>
@@ -14029,54 +14106,41 @@
 </file>
 
 <file path=customXml/item1.xml><?xml version="1.0" encoding="utf-8"?>
+<b:Sources xmlns:b="http://schemas.openxmlformats.org/officeDocument/2006/bibliography" xmlns="http://schemas.openxmlformats.org/officeDocument/2006/bibliography" SelectedStyle="\APASixthEditionOfficeOnline.xsl" StyleName="APA" Version="6"/>
+</file>
+
+<file path=customXml/item2.xml><?xml version="1.0" encoding="utf-8"?>
 <p:properties xmlns:p="http://schemas.microsoft.com/office/2006/metadata/properties" xmlns:xsi="http://www.w3.org/2001/XMLSchema-instance" xmlns:pc="http://schemas.microsoft.com/office/infopath/2007/PartnerControls">
   <documentManagement>
-    <TaxCatchAll xmlns="cb45339b-ced9-4d0d-8f64-77573914d53b" xsi:nil="true"/>
-    <lcf76f155ced4ddcb4097134ff3c332f xmlns="43a3ca16-9c26-4813-b83f-4aec9927b43f">
+    <TaxCatchAll xmlns="285d351f-f218-493a-825f-85a9dfbde315" xsi:nil="true"/>
+    <lcf76f155ced4ddcb4097134ff3c332f xmlns="55abea07-cd72-4a95-add0-1082a24cf9e9">
       <Terms xmlns="http://schemas.microsoft.com/office/infopath/2007/PartnerControls"/>
     </lcf76f155ced4ddcb4097134ff3c332f>
   </documentManagement>
 </p:properties>
 </file>
 
-<file path=customXml/item2.xml><?xml version="1.0" encoding="utf-8"?>
-<b:Sources xmlns:b="http://schemas.openxmlformats.org/officeDocument/2006/bibliography" xmlns="http://schemas.openxmlformats.org/officeDocument/2006/bibliography" SelectedStyle="\APASixthEditionOfficeOnline.xsl" StyleName="APA" Version="6"/>
-</file>
-
 <file path=customXml/item3.xml><?xml version="1.0" encoding="utf-8"?>
-<?mso-contentType ?>
-<FormTemplates xmlns="http://schemas.microsoft.com/sharepoint/v3/contenttype/forms">
-  <Display>DocumentLibraryForm</Display>
-  <Edit>DocumentLibraryForm</Edit>
-  <New>DocumentLibraryForm</New>
-</FormTemplates>
-</file>
-
-<file path=customXml/item4.xml><?xml version="1.0" encoding="utf-8"?>
-<ct:contentTypeSchema xmlns:ct="http://schemas.microsoft.com/office/2006/metadata/contentType" xmlns:ma="http://schemas.microsoft.com/office/2006/metadata/properties/metaAttributes" ct:_="" ma:_="" ma:contentTypeName="Documento" ma:contentTypeID="0x01010049282E1EDBE9234EA9E6D38F720E265F" ma:contentTypeVersion="15" ma:contentTypeDescription="Crear nuevo documento." ma:contentTypeScope="" ma:versionID="b31c7aa9eaf043a08b87120b3c4916e3">
-  <xsd:schema xmlns:xsd="http://www.w3.org/2001/XMLSchema" xmlns:xs="http://www.w3.org/2001/XMLSchema" xmlns:p="http://schemas.microsoft.com/office/2006/metadata/properties" xmlns:ns2="cb45339b-ced9-4d0d-8f64-77573914d53b" xmlns:ns3="43a3ca16-9c26-4813-b83f-4aec9927b43f" targetNamespace="http://schemas.microsoft.com/office/2006/metadata/properties" ma:root="true" ma:fieldsID="3533d065b04d75c457075bc55f1f5315" ns2:_="" ns3:_="">
-    <xsd:import namespace="cb45339b-ced9-4d0d-8f64-77573914d53b"/>
-    <xsd:import namespace="43a3ca16-9c26-4813-b83f-4aec9927b43f"/>
+<ct:contentTypeSchema xmlns:ct="http://schemas.microsoft.com/office/2006/metadata/contentType" xmlns:ma="http://schemas.microsoft.com/office/2006/metadata/properties/metaAttributes" ct:_="" ma:_="" ma:contentTypeName="Documento" ma:contentTypeID="0x0101005D7421CBAB376F47AC1876466873BE0C" ma:contentTypeVersion="11" ma:contentTypeDescription="Crear nuevo documento." ma:contentTypeScope="" ma:versionID="3a1bba6d8728ce939bf9f95dae234b40">
+  <xsd:schema xmlns:xsd="http://www.w3.org/2001/XMLSchema" xmlns:xs="http://www.w3.org/2001/XMLSchema" xmlns:p="http://schemas.microsoft.com/office/2006/metadata/properties" xmlns:ns2="55abea07-cd72-4a95-add0-1082a24cf9e9" xmlns:ns3="285d351f-f218-493a-825f-85a9dfbde315" targetNamespace="http://schemas.microsoft.com/office/2006/metadata/properties" ma:root="true" ma:fieldsID="a4f96e62c8f781ccc064189483c2e669" ns2:_="" ns3:_="">
+    <xsd:import namespace="55abea07-cd72-4a95-add0-1082a24cf9e9"/>
+    <xsd:import namespace="285d351f-f218-493a-825f-85a9dfbde315"/>
     <xsd:element name="properties">
       <xsd:complexType>
         <xsd:sequence>
           <xsd:element name="documentManagement">
             <xsd:complexType>
               <xsd:all>
-                <xsd:element ref="ns2:SharedWithUsers" minOccurs="0"/>
-                <xsd:element ref="ns2:SharedWithDetails" minOccurs="0"/>
-                <xsd:element ref="ns3:MediaServiceMetadata" minOccurs="0"/>
-                <xsd:element ref="ns3:MediaServiceFastMetadata" minOccurs="0"/>
-                <xsd:element ref="ns3:MediaServiceDateTaken" minOccurs="0"/>
-                <xsd:element ref="ns3:MediaServiceObjectDetectorVersions" minOccurs="0"/>
-                <xsd:element ref="ns3:MediaLengthInSeconds" minOccurs="0"/>
-                <xsd:element ref="ns3:MediaServiceLocation" minOccurs="0"/>
-                <xsd:element ref="ns3:MediaServiceGenerationTime" minOccurs="0"/>
-                <xsd:element ref="ns3:MediaServiceEventHashCode" minOccurs="0"/>
-                <xsd:element ref="ns3:lcf76f155ced4ddcb4097134ff3c332f" minOccurs="0"/>
-                <xsd:element ref="ns2:TaxCatchAll" minOccurs="0"/>
-                <xsd:element ref="ns3:MediaServiceOCR" minOccurs="0"/>
-                <xsd:element ref="ns3:MediaServiceSearchProperties" minOccurs="0"/>
+                <xsd:element ref="ns2:MediaServiceMetadata" minOccurs="0"/>
+                <xsd:element ref="ns2:MediaServiceFastMetadata" minOccurs="0"/>
+                <xsd:element ref="ns2:MediaServiceSearchProperties" minOccurs="0"/>
+                <xsd:element ref="ns2:MediaServiceDateTaken" minOccurs="0"/>
+                <xsd:element ref="ns2:lcf76f155ced4ddcb4097134ff3c332f" minOccurs="0"/>
+                <xsd:element ref="ns3:TaxCatchAll" minOccurs="0"/>
+                <xsd:element ref="ns2:MediaServiceOCR" minOccurs="0"/>
+                <xsd:element ref="ns2:MediaServiceGenerationTime" minOccurs="0"/>
+                <xsd:element ref="ns2:MediaServiceEventHashCode" minOccurs="0"/>
+                <xsd:element ref="ns2:MediaLengthInSeconds" minOccurs="0"/>
               </xsd:all>
             </xsd:complexType>
           </xsd:element>
@@ -14084,78 +14148,41 @@
       </xsd:complexType>
     </xsd:element>
   </xsd:schema>
-  <xsd:schema xmlns:xsd="http://www.w3.org/2001/XMLSchema" xmlns:xs="http://www.w3.org/2001/XMLSchema" xmlns:dms="http://schemas.microsoft.com/office/2006/documentManagement/types" xmlns:pc="http://schemas.microsoft.com/office/infopath/2007/PartnerControls" targetNamespace="cb45339b-ced9-4d0d-8f64-77573914d53b" elementFormDefault="qualified">
+  <xsd:schema xmlns:xsd="http://www.w3.org/2001/XMLSchema" xmlns:xs="http://www.w3.org/2001/XMLSchema" xmlns:dms="http://schemas.microsoft.com/office/2006/documentManagement/types" xmlns:pc="http://schemas.microsoft.com/office/infopath/2007/PartnerControls" targetNamespace="55abea07-cd72-4a95-add0-1082a24cf9e9" elementFormDefault="qualified">
     <xsd:import namespace="http://schemas.microsoft.com/office/2006/documentManagement/types"/>
     <xsd:import namespace="http://schemas.microsoft.com/office/infopath/2007/PartnerControls"/>
-    <xsd:element name="SharedWithUsers" ma:index="8" nillable="true" ma:displayName="Compartido con" ma:internalName="SharedWithUsers" ma:readOnly="true">
+    <xsd:element name="MediaServiceMetadata" ma:index="8" nillable="true" ma:displayName="MediaServiceMetadata" ma:hidden="true" ma:internalName="MediaServiceMetadata" ma:readOnly="true">
+      <xsd:simpleType>
+        <xsd:restriction base="dms:Note"/>
+      </xsd:simpleType>
+    </xsd:element>
+    <xsd:element name="MediaServiceFastMetadata" ma:index="9" nillable="true" ma:displayName="MediaServiceFastMetadata" ma:hidden="true" ma:internalName="MediaServiceFastMetadata" ma:readOnly="true">
+      <xsd:simpleType>
+        <xsd:restriction base="dms:Note"/>
+      </xsd:simpleType>
+    </xsd:element>
+    <xsd:element name="MediaServiceSearchProperties" ma:index="10" nillable="true" ma:displayName="MediaServiceSearchProperties" ma:hidden="true" ma:internalName="MediaServiceSearchProperties" ma:readOnly="true">
+      <xsd:simpleType>
+        <xsd:restriction base="dms:Note"/>
+      </xsd:simpleType>
+    </xsd:element>
+    <xsd:element name="MediaServiceDateTaken" ma:index="11" nillable="true" ma:displayName="MediaServiceDateTaken" ma:hidden="true" ma:indexed="true" ma:internalName="MediaServiceDateTaken" ma:readOnly="true">
+      <xsd:simpleType>
+        <xsd:restriction base="dms:Text"/>
+      </xsd:simpleType>
+    </xsd:element>
+    <xsd:element name="lcf76f155ced4ddcb4097134ff3c332f" ma:index="13" nillable="true" ma:taxonomy="true" ma:internalName="lcf76f155ced4ddcb4097134ff3c332f" ma:taxonomyFieldName="MediaServiceImageTags" ma:displayName="Etiquetas de imagen" ma:readOnly="false" ma:fieldId="{5cf76f15-5ced-4ddc-b409-7134ff3c332f}" ma:taxonomyMulti="true" ma:sspId="d33c8c81-5745-4931-bcc4-c2aeafe86780" ma:termSetId="09814cd3-568e-fe90-9814-8d621ff8fb84" ma:anchorId="fba54fb3-c3e1-fe81-a776-ca4b69148c4d" ma:open="true" ma:isKeyword="false">
       <xsd:complexType>
-        <xsd:complexContent>
-          <xsd:extension base="dms:UserMulti">
-            <xsd:sequence>
-              <xsd:element name="UserInfo" minOccurs="0" maxOccurs="unbounded">
-                <xsd:complexType>
-                  <xsd:sequence>
-                    <xsd:element name="DisplayName" type="xsd:string" minOccurs="0"/>
-                    <xsd:element name="AccountId" type="dms:UserId" minOccurs="0" nillable="true"/>
-                    <xsd:element name="AccountType" type="xsd:string" minOccurs="0"/>
-                  </xsd:sequence>
-                </xsd:complexType>
-              </xsd:element>
-            </xsd:sequence>
-          </xsd:extension>
-        </xsd:complexContent>
+        <xsd:sequence>
+          <xsd:element ref="pc:Terms" minOccurs="0" maxOccurs="1"/>
+        </xsd:sequence>
       </xsd:complexType>
     </xsd:element>
-    <xsd:element name="SharedWithDetails" ma:index="9" nillable="true" ma:displayName="Detalles de uso compartido" ma:internalName="SharedWithDetails" ma:readOnly="true">
+    <xsd:element name="MediaServiceOCR" ma:index="15" nillable="true" ma:displayName="Extracted Text" ma:internalName="MediaServiceOCR" ma:readOnly="true">
       <xsd:simpleType>
         <xsd:restriction base="dms:Note">
           <xsd:maxLength value="255"/>
         </xsd:restriction>
-      </xsd:simpleType>
-    </xsd:element>
-    <xsd:element name="TaxCatchAll" ma:index="20" nillable="true" ma:displayName="Taxonomy Catch All Column" ma:hidden="true" ma:list="{2f40a149-578b-41a1-8845-c88bc1831770}" ma:internalName="TaxCatchAll" ma:showField="CatchAllData" ma:web="cb45339b-ced9-4d0d-8f64-77573914d53b">
-      <xsd:complexType>
-        <xsd:complexContent>
-          <xsd:extension base="dms:MultiChoiceLookup">
-            <xsd:sequence>
-              <xsd:element name="Value" type="dms:Lookup" maxOccurs="unbounded" minOccurs="0" nillable="true"/>
-            </xsd:sequence>
-          </xsd:extension>
-        </xsd:complexContent>
-      </xsd:complexType>
-    </xsd:element>
-  </xsd:schema>
-  <xsd:schema xmlns:xsd="http://www.w3.org/2001/XMLSchema" xmlns:xs="http://www.w3.org/2001/XMLSchema" xmlns:dms="http://schemas.microsoft.com/office/2006/documentManagement/types" xmlns:pc="http://schemas.microsoft.com/office/infopath/2007/PartnerControls" targetNamespace="43a3ca16-9c26-4813-b83f-4aec9927b43f" elementFormDefault="qualified">
-    <xsd:import namespace="http://schemas.microsoft.com/office/2006/documentManagement/types"/>
-    <xsd:import namespace="http://schemas.microsoft.com/office/infopath/2007/PartnerControls"/>
-    <xsd:element name="MediaServiceMetadata" ma:index="10" nillable="true" ma:displayName="MediaServiceMetadata" ma:hidden="true" ma:internalName="MediaServiceMetadata" ma:readOnly="true">
-      <xsd:simpleType>
-        <xsd:restriction base="dms:Note"/>
-      </xsd:simpleType>
-    </xsd:element>
-    <xsd:element name="MediaServiceFastMetadata" ma:index="11" nillable="true" ma:displayName="MediaServiceFastMetadata" ma:hidden="true" ma:internalName="MediaServiceFastMetadata" ma:readOnly="true">
-      <xsd:simpleType>
-        <xsd:restriction base="dms:Note"/>
-      </xsd:simpleType>
-    </xsd:element>
-    <xsd:element name="MediaServiceDateTaken" ma:index="12" nillable="true" ma:displayName="MediaServiceDateTaken" ma:hidden="true" ma:indexed="true" ma:internalName="MediaServiceDateTaken" ma:readOnly="true">
-      <xsd:simpleType>
-        <xsd:restriction base="dms:Text"/>
-      </xsd:simpleType>
-    </xsd:element>
-    <xsd:element name="MediaServiceObjectDetectorVersions" ma:index="13" nillable="true" ma:displayName="MediaServiceObjectDetectorVersions" ma:hidden="true" ma:indexed="true" ma:internalName="MediaServiceObjectDetectorVersions" ma:readOnly="true">
-      <xsd:simpleType>
-        <xsd:restriction base="dms:Text"/>
-      </xsd:simpleType>
-    </xsd:element>
-    <xsd:element name="MediaLengthInSeconds" ma:index="14" nillable="true" ma:displayName="MediaLengthInSeconds" ma:hidden="true" ma:internalName="MediaLengthInSeconds" ma:readOnly="true">
-      <xsd:simpleType>
-        <xsd:restriction base="dms:Unknown"/>
-      </xsd:simpleType>
-    </xsd:element>
-    <xsd:element name="MediaServiceLocation" ma:index="15" nillable="true" ma:displayName="Location" ma:indexed="true" ma:internalName="MediaServiceLocation" ma:readOnly="true">
-      <xsd:simpleType>
-        <xsd:restriction base="dms:Text"/>
       </xsd:simpleType>
     </xsd:element>
     <xsd:element name="MediaServiceGenerationTime" ma:index="16" nillable="true" ma:displayName="MediaServiceGenerationTime" ma:hidden="true" ma:internalName="MediaServiceGenerationTime" ma:readOnly="true">
@@ -14168,24 +14195,25 @@
         <xsd:restriction base="dms:Text"/>
       </xsd:simpleType>
     </xsd:element>
-    <xsd:element name="lcf76f155ced4ddcb4097134ff3c332f" ma:index="19" nillable="true" ma:taxonomy="true" ma:internalName="lcf76f155ced4ddcb4097134ff3c332f" ma:taxonomyFieldName="MediaServiceImageTags" ma:displayName="Etiquetas de imagen" ma:readOnly="false" ma:fieldId="{5cf76f15-5ced-4ddc-b409-7134ff3c332f}" ma:taxonomyMulti="true" ma:sspId="d33c8c81-5745-4931-bcc4-c2aeafe86780" ma:termSetId="09814cd3-568e-fe90-9814-8d621ff8fb84" ma:anchorId="fba54fb3-c3e1-fe81-a776-ca4b69148c4d" ma:open="true" ma:isKeyword="false">
-      <xsd:complexType>
-        <xsd:sequence>
-          <xsd:element ref="pc:Terms" minOccurs="0" maxOccurs="1"/>
-        </xsd:sequence>
-      </xsd:complexType>
-    </xsd:element>
-    <xsd:element name="MediaServiceOCR" ma:index="21" nillable="true" ma:displayName="Extracted Text" ma:internalName="MediaServiceOCR" ma:readOnly="true">
+    <xsd:element name="MediaLengthInSeconds" ma:index="18" nillable="true" ma:displayName="MediaLengthInSeconds" ma:hidden="true" ma:internalName="MediaLengthInSeconds" ma:readOnly="true">
       <xsd:simpleType>
-        <xsd:restriction base="dms:Note">
-          <xsd:maxLength value="255"/>
-        </xsd:restriction>
+        <xsd:restriction base="dms:Unknown"/>
       </xsd:simpleType>
     </xsd:element>
-    <xsd:element name="MediaServiceSearchProperties" ma:index="22" nillable="true" ma:displayName="MediaServiceSearchProperties" ma:hidden="true" ma:internalName="MediaServiceSearchProperties" ma:readOnly="true">
-      <xsd:simpleType>
-        <xsd:restriction base="dms:Note"/>
-      </xsd:simpleType>
+  </xsd:schema>
+  <xsd:schema xmlns:xsd="http://www.w3.org/2001/XMLSchema" xmlns:xs="http://www.w3.org/2001/XMLSchema" xmlns:dms="http://schemas.microsoft.com/office/2006/documentManagement/types" xmlns:pc="http://schemas.microsoft.com/office/infopath/2007/PartnerControls" targetNamespace="285d351f-f218-493a-825f-85a9dfbde315" elementFormDefault="qualified">
+    <xsd:import namespace="http://schemas.microsoft.com/office/2006/documentManagement/types"/>
+    <xsd:import namespace="http://schemas.microsoft.com/office/infopath/2007/PartnerControls"/>
+    <xsd:element name="TaxCatchAll" ma:index="14" nillable="true" ma:displayName="Taxonomy Catch All Column" ma:hidden="true" ma:list="{5d57ac59-ec13-4ab6-8bf8-a162ea89df9b}" ma:internalName="TaxCatchAll" ma:showField="CatchAllData" ma:web="285d351f-f218-493a-825f-85a9dfbde315">
+      <xsd:complexType>
+        <xsd:complexContent>
+          <xsd:extension base="dms:MultiChoiceLookup">
+            <xsd:sequence>
+              <xsd:element name="Value" type="dms:Lookup" maxOccurs="unbounded" minOccurs="0" nillable="true"/>
+            </xsd:sequence>
+          </xsd:extension>
+        </xsd:complexContent>
+      </xsd:complexType>
     </xsd:element>
   </xsd:schema>
   <xsd:schema xmlns="http://schemas.openxmlformats.org/package/2006/metadata/core-properties" xmlns:xsd="http://www.w3.org/2001/XMLSchema" xmlns:xsi="http://www.w3.org/2001/XMLSchema-instance" xmlns:dc="http://purl.org/dc/elements/1.1/" xmlns:dcterms="http://purl.org/dc/terms/" xmlns:odoc="http://schemas.microsoft.com/internal/obd" targetNamespace="http://schemas.openxmlformats.org/package/2006/metadata/core-properties" elementFormDefault="qualified" attributeFormDefault="unqualified" blockDefault="#all">
@@ -14287,7 +14315,24 @@
 </ct:contentTypeSchema>
 </file>
 
+<file path=customXml/item4.xml><?xml version="1.0" encoding="utf-8"?>
+<?mso-contentType ?>
+<FormTemplates xmlns="http://schemas.microsoft.com/sharepoint/v3/contenttype/forms">
+  <Display>DocumentLibraryForm</Display>
+  <Edit>DocumentLibraryForm</Edit>
+  <New>DocumentLibraryForm</New>
+</FormTemplates>
+</file>
+
 <file path=customXml/itemProps1.xml><?xml version="1.0" encoding="utf-8"?>
+<ds:datastoreItem xmlns:ds="http://schemas.openxmlformats.org/officeDocument/2006/customXml" ds:itemID="{A9F2CEBA-C824-4C86-81A8-E32CBD0EB92D}">
+  <ds:schemaRefs>
+    <ds:schemaRef ds:uri="http://schemas.openxmlformats.org/officeDocument/2006/bibliography"/>
+  </ds:schemaRefs>
+</ds:datastoreItem>
+</file>
+
+<file path=customXml/itemProps2.xml><?xml version="1.0" encoding="utf-8"?>
 <ds:datastoreItem xmlns:ds="http://schemas.openxmlformats.org/officeDocument/2006/customXml" ds:itemID="{26259216-AD86-464A-AEAD-95B1F9E17392}">
   <ds:schemaRefs>
     <ds:schemaRef ds:uri="http://schemas.microsoft.com/office/2006/metadata/properties"/>
@@ -14298,37 +14343,14 @@
 </ds:datastoreItem>
 </file>
 
-<file path=customXml/itemProps2.xml><?xml version="1.0" encoding="utf-8"?>
-<ds:datastoreItem xmlns:ds="http://schemas.openxmlformats.org/officeDocument/2006/customXml" ds:itemID="{A9F2CEBA-C824-4C86-81A8-E32CBD0EB92D}">
-  <ds:schemaRefs>
-    <ds:schemaRef ds:uri="http://schemas.openxmlformats.org/officeDocument/2006/bibliography"/>
-  </ds:schemaRefs>
-</ds:datastoreItem>
+<file path=customXml/itemProps3.xml><?xml version="1.0" encoding="utf-8"?>
+<ds:datastoreItem xmlns:ds="http://schemas.openxmlformats.org/officeDocument/2006/customXml" ds:itemID="{40392611-EE7E-423C-9109-370E6FEE0B33}"/>
 </file>
 
-<file path=customXml/itemProps3.xml><?xml version="1.0" encoding="utf-8"?>
+<file path=customXml/itemProps4.xml><?xml version="1.0" encoding="utf-8"?>
 <ds:datastoreItem xmlns:ds="http://schemas.openxmlformats.org/officeDocument/2006/customXml" ds:itemID="{D00A4A46-BDBD-48AC-87B9-2BA42D9CC06F}">
   <ds:schemaRefs>
     <ds:schemaRef ds:uri="http://schemas.microsoft.com/sharepoint/v3/contenttype/forms"/>
   </ds:schemaRefs>
 </ds:datastoreItem>
-</file>
-
-<file path=customXml/itemProps4.xml><?xml version="1.0" encoding="utf-8"?>
-<ds:datastoreItem xmlns:ds="http://schemas.openxmlformats.org/officeDocument/2006/customXml" ds:itemID="{0BC4A0A4-89EA-4C0C-9011-C1B351E892BC}">
-  <ds:schemaRefs>
-    <ds:schemaRef ds:uri="http://schemas.microsoft.com/office/2006/metadata/contentType"/>
-    <ds:schemaRef ds:uri="http://schemas.microsoft.com/office/2006/metadata/properties/metaAttributes"/>
-    <ds:schemaRef ds:uri="http://www.w3.org/2001/XMLSchema"/>
-    <ds:schemaRef ds:uri="http://schemas.microsoft.com/office/2006/metadata/properties"/>
-    <ds:schemaRef ds:uri="cb45339b-ced9-4d0d-8f64-77573914d53b"/>
-    <ds:schemaRef ds:uri="43a3ca16-9c26-4813-b83f-4aec9927b43f"/>
-    <ds:schemaRef ds:uri="http://schemas.microsoft.com/office/2006/documentManagement/types"/>
-    <ds:schemaRef ds:uri="http://schemas.microsoft.com/office/infopath/2007/PartnerControls"/>
-    <ds:schemaRef ds:uri="http://schemas.openxmlformats.org/package/2006/metadata/core-properties"/>
-    <ds:schemaRef ds:uri="http://purl.org/dc/elements/1.1/"/>
-    <ds:schemaRef ds:uri="http://purl.org/dc/terms/"/>
-    <ds:schemaRef ds:uri="http://schemas.microsoft.com/internal/obd"/>
-  </ds:schemaRefs>
-</ds:datastoreItem>
 </file>
--- a/fuentes/CF1_240201524_DU.docx
+++ b/fuentes/CF1_240201524_DU.docx
@@ -461,8 +461,8 @@
         <w:br w:type="page"/>
       </w:r>
     </w:p>
-    <w:bookmarkStart w:id="0" w:name="_Toc209544851" w:displacedByCustomXml="next"/>
-    <w:bookmarkStart w:id="1" w:name="_Toc206175693" w:displacedByCustomXml="next"/>
+    <w:bookmarkStart w:id="0" w:name="_Toc206175693" w:displacedByCustomXml="next"/>
+    <w:bookmarkStart w:id="1" w:name="_Toc209544851" w:displacedByCustomXml="next"/>
     <w:sdt>
       <w:sdtPr>
         <w:rPr>
@@ -1191,19 +1191,7 @@
               <w:rPr>
                 <w:rStyle w:val="Hipervnculo"/>
               </w:rPr>
-              <w:t>Importancia del discurso oral - características de una charla y e</w:t>
-            </w:r>
-            <w:r>
-              <w:rPr>
-                <w:rStyle w:val="Hipervnculo"/>
-              </w:rPr>
-              <w:t>x</w:t>
-            </w:r>
-            <w:r>
-              <w:rPr>
-                <w:rStyle w:val="Hipervnculo"/>
-              </w:rPr>
-              <w:t>posición</w:t>
+              <w:t>Importancia del discurso oral - características de una charla y exposición</w:t>
             </w:r>
             <w:r>
               <w:rPr>
@@ -2960,7 +2948,13 @@
         <w:rPr>
           <w:lang w:val="es-419" w:eastAsia="es-CO"/>
         </w:rPr>
-        <w:t>La actitud asertiva frente a la comunicación denota contundencia enmarcada en el respeto por el otro desde la demarcación de límites en la relación, implica tolerar lo intolerable sin la expectativa de que el otro sea tolerante. La asertividad implica tranquilidad consigo mismo y con el otro, implica gestión de emociones y por tanto inteligencia emocional. La persona asertiva se da el tiempo para pensar, sentir y actuar, a la vez que sin aferrarse a sus impulsos acepta y comprende la diferencia del otro complejizando sus miradas en diversos contextos.</w:t>
+        <w:t>La actitud asertiva frente a la comunicación denota contundencia enmarcada en el respeto por el otro desde la demarcación de límites en la relación, implica tolerar lo intolerable sin la expectativa de que el otro sea tolerante. La asertividad implica tranquilidad consigo mismo y con el otro, implica gestión de emociones, y por tanto, inteligencia emocional. La persona asertiva se da el tiempo para pensar, sentir y actuar, a la vez que sin aferrarse a sus impulsos acepta y comprende la diferencia del otro complejizando sus miradas en diversos contextos</w:t>
+      </w:r>
+      <w:r>
+        <w:rPr>
+          <w:lang w:val="es-419" w:eastAsia="es-CO"/>
+        </w:rPr>
+        <w:t>.</w:t>
       </w:r>
     </w:p>
     <w:p>
@@ -4232,23 +4226,7 @@
             <w:b/>
             <w:bCs/>
           </w:rPr>
-          <w:t>Enlace de repro</w:t>
-        </w:r>
-        <w:r>
-          <w:rPr>
-            <w:rStyle w:val="Hipervnculo"/>
-            <w:b/>
-            <w:bCs/>
-          </w:rPr>
-          <w:t>d</w:t>
-        </w:r>
-        <w:r>
-          <w:rPr>
-            <w:rStyle w:val="Hipervnculo"/>
-            <w:b/>
-            <w:bCs/>
-          </w:rPr>
-          <w:t>ucción del video</w:t>
+          <w:t>Enlace de reproducción del video</w:t>
         </w:r>
       </w:hyperlink>
     </w:p>
@@ -14106,10 +14084,6 @@
 </file>
 
 <file path=customXml/item1.xml><?xml version="1.0" encoding="utf-8"?>
-<b:Sources xmlns:b="http://schemas.openxmlformats.org/officeDocument/2006/bibliography" xmlns="http://schemas.openxmlformats.org/officeDocument/2006/bibliography" SelectedStyle="\APASixthEditionOfficeOnline.xsl" StyleName="APA" Version="6"/>
-</file>
-
-<file path=customXml/item2.xml><?xml version="1.0" encoding="utf-8"?>
 <p:properties xmlns:p="http://schemas.microsoft.com/office/2006/metadata/properties" xmlns:xsi="http://www.w3.org/2001/XMLSchema-instance" xmlns:pc="http://schemas.microsoft.com/office/infopath/2007/PartnerControls">
   <documentManagement>
     <TaxCatchAll xmlns="285d351f-f218-493a-825f-85a9dfbde315" xsi:nil="true"/>
@@ -14120,9 +14094,22 @@
 </p:properties>
 </file>
 
+<file path=customXml/item2.xml><?xml version="1.0" encoding="utf-8"?>
+<b:Sources xmlns:b="http://schemas.openxmlformats.org/officeDocument/2006/bibliography" xmlns="http://schemas.openxmlformats.org/officeDocument/2006/bibliography" SelectedStyle="\APASixthEditionOfficeOnline.xsl" StyleName="APA" Version="6"/>
+</file>
+
 <file path=customXml/item3.xml><?xml version="1.0" encoding="utf-8"?>
-<ct:contentTypeSchema xmlns:ct="http://schemas.microsoft.com/office/2006/metadata/contentType" xmlns:ma="http://schemas.microsoft.com/office/2006/metadata/properties/metaAttributes" ct:_="" ma:_="" ma:contentTypeName="Documento" ma:contentTypeID="0x0101005D7421CBAB376F47AC1876466873BE0C" ma:contentTypeVersion="11" ma:contentTypeDescription="Crear nuevo documento." ma:contentTypeScope="" ma:versionID="3a1bba6d8728ce939bf9f95dae234b40">
-  <xsd:schema xmlns:xsd="http://www.w3.org/2001/XMLSchema" xmlns:xs="http://www.w3.org/2001/XMLSchema" xmlns:p="http://schemas.microsoft.com/office/2006/metadata/properties" xmlns:ns2="55abea07-cd72-4a95-add0-1082a24cf9e9" xmlns:ns3="285d351f-f218-493a-825f-85a9dfbde315" targetNamespace="http://schemas.microsoft.com/office/2006/metadata/properties" ma:root="true" ma:fieldsID="a4f96e62c8f781ccc064189483c2e669" ns2:_="" ns3:_="">
+<?mso-contentType ?>
+<FormTemplates xmlns="http://schemas.microsoft.com/sharepoint/v3/contenttype/forms">
+  <Display>DocumentLibraryForm</Display>
+  <Edit>DocumentLibraryForm</Edit>
+  <New>DocumentLibraryForm</New>
+</FormTemplates>
+</file>
+
+<file path=customXml/item4.xml><?xml version="1.0" encoding="utf-8"?>
+<ct:contentTypeSchema xmlns:ct="http://schemas.microsoft.com/office/2006/metadata/contentType" xmlns:ma="http://schemas.microsoft.com/office/2006/metadata/properties/metaAttributes" ct:_="" ma:_="" ma:contentTypeName="Documento" ma:contentTypeID="0x0101005D7421CBAB376F47AC1876466873BE0C" ma:contentTypeVersion="11" ma:contentTypeDescription="Crear nuevo documento." ma:contentTypeScope="" ma:versionID="2b4f891a1a5ad88e3e621500c8553ae4">
+  <xsd:schema xmlns:xsd="http://www.w3.org/2001/XMLSchema" xmlns:xs="http://www.w3.org/2001/XMLSchema" xmlns:p="http://schemas.microsoft.com/office/2006/metadata/properties" xmlns:ns2="55abea07-cd72-4a95-add0-1082a24cf9e9" xmlns:ns3="285d351f-f218-493a-825f-85a9dfbde315" targetNamespace="http://schemas.microsoft.com/office/2006/metadata/properties" ma:root="true" ma:fieldsID="4883b2e7c543eac85f1b7e21127c6f20" ns2:_="" ns3:_="">
     <xsd:import namespace="55abea07-cd72-4a95-add0-1082a24cf9e9"/>
     <xsd:import namespace="285d351f-f218-493a-825f-85a9dfbde315"/>
     <xsd:element name="properties">
@@ -14315,16 +14302,18 @@
 </ct:contentTypeSchema>
 </file>
 
-<file path=customXml/item4.xml><?xml version="1.0" encoding="utf-8"?>
-<?mso-contentType ?>
-<FormTemplates xmlns="http://schemas.microsoft.com/sharepoint/v3/contenttype/forms">
-  <Display>DocumentLibraryForm</Display>
-  <Edit>DocumentLibraryForm</Edit>
-  <New>DocumentLibraryForm</New>
-</FormTemplates>
+<file path=customXml/itemProps1.xml><?xml version="1.0" encoding="utf-8"?>
+<ds:datastoreItem xmlns:ds="http://schemas.openxmlformats.org/officeDocument/2006/customXml" ds:itemID="{26259216-AD86-464A-AEAD-95B1F9E17392}">
+  <ds:schemaRefs>
+    <ds:schemaRef ds:uri="http://schemas.microsoft.com/office/2006/metadata/properties"/>
+    <ds:schemaRef ds:uri="http://schemas.microsoft.com/office/infopath/2007/PartnerControls"/>
+    <ds:schemaRef ds:uri="285d351f-f218-493a-825f-85a9dfbde315"/>
+    <ds:schemaRef ds:uri="55abea07-cd72-4a95-add0-1082a24cf9e9"/>
+  </ds:schemaRefs>
+</ds:datastoreItem>
 </file>
 
-<file path=customXml/itemProps1.xml><?xml version="1.0" encoding="utf-8"?>
+<file path=customXml/itemProps2.xml><?xml version="1.0" encoding="utf-8"?>
 <ds:datastoreItem xmlns:ds="http://schemas.openxmlformats.org/officeDocument/2006/customXml" ds:itemID="{A9F2CEBA-C824-4C86-81A8-E32CBD0EB92D}">
   <ds:schemaRefs>
     <ds:schemaRef ds:uri="http://schemas.openxmlformats.org/officeDocument/2006/bibliography"/>
@@ -14332,25 +14321,14 @@
 </ds:datastoreItem>
 </file>
 
-<file path=customXml/itemProps2.xml><?xml version="1.0" encoding="utf-8"?>
-<ds:datastoreItem xmlns:ds="http://schemas.openxmlformats.org/officeDocument/2006/customXml" ds:itemID="{26259216-AD86-464A-AEAD-95B1F9E17392}">
-  <ds:schemaRefs>
-    <ds:schemaRef ds:uri="http://schemas.microsoft.com/office/2006/metadata/properties"/>
-    <ds:schemaRef ds:uri="http://schemas.microsoft.com/office/infopath/2007/PartnerControls"/>
-    <ds:schemaRef ds:uri="cb45339b-ced9-4d0d-8f64-77573914d53b"/>
-    <ds:schemaRef ds:uri="43a3ca16-9c26-4813-b83f-4aec9927b43f"/>
-  </ds:schemaRefs>
-</ds:datastoreItem>
-</file>
-
 <file path=customXml/itemProps3.xml><?xml version="1.0" encoding="utf-8"?>
-<ds:datastoreItem xmlns:ds="http://schemas.openxmlformats.org/officeDocument/2006/customXml" ds:itemID="{40392611-EE7E-423C-9109-370E6FEE0B33}"/>
-</file>
-
-<file path=customXml/itemProps4.xml><?xml version="1.0" encoding="utf-8"?>
 <ds:datastoreItem xmlns:ds="http://schemas.openxmlformats.org/officeDocument/2006/customXml" ds:itemID="{D00A4A46-BDBD-48AC-87B9-2BA42D9CC06F}">
   <ds:schemaRefs>
     <ds:schemaRef ds:uri="http://schemas.microsoft.com/sharepoint/v3/contenttype/forms"/>
   </ds:schemaRefs>
 </ds:datastoreItem>
+</file>
+
+<file path=customXml/itemProps4.xml><?xml version="1.0" encoding="utf-8"?>
+<ds:datastoreItem xmlns:ds="http://schemas.openxmlformats.org/officeDocument/2006/customXml" ds:itemID="{830C900C-5981-47C7-BB68-B5BEACF666CA}"/>
 </file>
--- a/fuentes/CF1_240201524_DU.docx
+++ b/fuentes/CF1_240201524_DU.docx
@@ -461,8 +461,8 @@
         <w:br w:type="page"/>
       </w:r>
     </w:p>
-    <w:bookmarkStart w:id="0" w:name="_Toc206175693" w:displacedByCustomXml="next"/>
-    <w:bookmarkStart w:id="1" w:name="_Toc209544851" w:displacedByCustomXml="next"/>
+    <w:bookmarkStart w:id="0" w:name="_Toc209544851" w:displacedByCustomXml="next"/>
+    <w:bookmarkStart w:id="1" w:name="_Toc206175693" w:displacedByCustomXml="next"/>
     <w:sdt>
       <w:sdtPr>
         <w:rPr>
@@ -2948,7 +2948,31 @@
         <w:rPr>
           <w:lang w:val="es-419" w:eastAsia="es-CO"/>
         </w:rPr>
-        <w:t>La actitud asertiva frente a la comunicación denota contundencia enmarcada en el respeto por el otro desde la demarcación de límites en la relación, implica tolerar lo intolerable sin la expectativa de que el otro sea tolerante. La asertividad implica tranquilidad consigo mismo y con el otro, implica gestión de emociones, y por tanto, inteligencia emocional. La persona asertiva se da el tiempo para pensar, sentir y actuar, a la vez que sin aferrarse a sus impulsos acepta y comprende la diferencia del otro complejizando sus miradas en diversos contextos</w:t>
+        <w:t>La actitud asertiva frente a la comunicación denota contundencia enmarcada en el respeto por el otro desde la demarcación de límites en la relación, implica tolerar lo intolerable sin la expectativa de que el otro sea tolerante. La asertividad implica tranquilidad consigo mismo y con el otro, implica gestión de emociones, y por tanto, inteligencia emocional. La persona asertiva se da el tiempo para pensar, sentir y actuar, a la vez que</w:t>
+      </w:r>
+      <w:r>
+        <w:rPr>
+          <w:lang w:val="es-419" w:eastAsia="es-CO"/>
+        </w:rPr>
+        <w:t>,</w:t>
+      </w:r>
+      <w:r>
+        <w:rPr>
+          <w:lang w:val="es-419" w:eastAsia="es-CO"/>
+        </w:rPr>
+        <w:t xml:space="preserve"> sin aferrarse a sus impulsos acepta y comprende la diferencia del otro</w:t>
+      </w:r>
+      <w:r>
+        <w:rPr>
+          <w:lang w:val="es-419" w:eastAsia="es-CO"/>
+        </w:rPr>
+        <w:t>,</w:t>
+      </w:r>
+      <w:r>
+        <w:rPr>
+          <w:lang w:val="es-419" w:eastAsia="es-CO"/>
+        </w:rPr>
+        <w:t xml:space="preserve"> complejizando sus miradas en diversos contextos</w:t>
       </w:r>
       <w:r>
         <w:rPr>
@@ -14084,6 +14108,10 @@
 </file>
 
 <file path=customXml/item1.xml><?xml version="1.0" encoding="utf-8"?>
+<b:Sources xmlns:b="http://schemas.openxmlformats.org/officeDocument/2006/bibliography" xmlns="http://schemas.openxmlformats.org/officeDocument/2006/bibliography" SelectedStyle="\APASixthEditionOfficeOnline.xsl" StyleName="APA" Version="6"/>
+</file>
+
+<file path=customXml/item2.xml><?xml version="1.0" encoding="utf-8"?>
 <p:properties xmlns:p="http://schemas.microsoft.com/office/2006/metadata/properties" xmlns:xsi="http://www.w3.org/2001/XMLSchema-instance" xmlns:pc="http://schemas.microsoft.com/office/infopath/2007/PartnerControls">
   <documentManagement>
     <TaxCatchAll xmlns="285d351f-f218-493a-825f-85a9dfbde315" xsi:nil="true"/>
@@ -14094,20 +14122,7 @@
 </p:properties>
 </file>
 
-<file path=customXml/item2.xml><?xml version="1.0" encoding="utf-8"?>
-<b:Sources xmlns:b="http://schemas.openxmlformats.org/officeDocument/2006/bibliography" xmlns="http://schemas.openxmlformats.org/officeDocument/2006/bibliography" SelectedStyle="\APASixthEditionOfficeOnline.xsl" StyleName="APA" Version="6"/>
-</file>
-
 <file path=customXml/item3.xml><?xml version="1.0" encoding="utf-8"?>
-<?mso-contentType ?>
-<FormTemplates xmlns="http://schemas.microsoft.com/sharepoint/v3/contenttype/forms">
-  <Display>DocumentLibraryForm</Display>
-  <Edit>DocumentLibraryForm</Edit>
-  <New>DocumentLibraryForm</New>
-</FormTemplates>
-</file>
-
-<file path=customXml/item4.xml><?xml version="1.0" encoding="utf-8"?>
 <ct:contentTypeSchema xmlns:ct="http://schemas.microsoft.com/office/2006/metadata/contentType" xmlns:ma="http://schemas.microsoft.com/office/2006/metadata/properties/metaAttributes" ct:_="" ma:_="" ma:contentTypeName="Documento" ma:contentTypeID="0x0101005D7421CBAB376F47AC1876466873BE0C" ma:contentTypeVersion="11" ma:contentTypeDescription="Crear nuevo documento." ma:contentTypeScope="" ma:versionID="2b4f891a1a5ad88e3e621500c8553ae4">
   <xsd:schema xmlns:xsd="http://www.w3.org/2001/XMLSchema" xmlns:xs="http://www.w3.org/2001/XMLSchema" xmlns:p="http://schemas.microsoft.com/office/2006/metadata/properties" xmlns:ns2="55abea07-cd72-4a95-add0-1082a24cf9e9" xmlns:ns3="285d351f-f218-493a-825f-85a9dfbde315" targetNamespace="http://schemas.microsoft.com/office/2006/metadata/properties" ma:root="true" ma:fieldsID="4883b2e7c543eac85f1b7e21127c6f20" ns2:_="" ns3:_="">
     <xsd:import namespace="55abea07-cd72-4a95-add0-1082a24cf9e9"/>
@@ -14302,7 +14317,24 @@
 </ct:contentTypeSchema>
 </file>
 
+<file path=customXml/item4.xml><?xml version="1.0" encoding="utf-8"?>
+<?mso-contentType ?>
+<FormTemplates xmlns="http://schemas.microsoft.com/sharepoint/v3/contenttype/forms">
+  <Display>DocumentLibraryForm</Display>
+  <Edit>DocumentLibraryForm</Edit>
+  <New>DocumentLibraryForm</New>
+</FormTemplates>
+</file>
+
 <file path=customXml/itemProps1.xml><?xml version="1.0" encoding="utf-8"?>
+<ds:datastoreItem xmlns:ds="http://schemas.openxmlformats.org/officeDocument/2006/customXml" ds:itemID="{A9F2CEBA-C824-4C86-81A8-E32CBD0EB92D}">
+  <ds:schemaRefs>
+    <ds:schemaRef ds:uri="http://schemas.openxmlformats.org/officeDocument/2006/bibliography"/>
+  </ds:schemaRefs>
+</ds:datastoreItem>
+</file>
+
+<file path=customXml/itemProps2.xml><?xml version="1.0" encoding="utf-8"?>
 <ds:datastoreItem xmlns:ds="http://schemas.openxmlformats.org/officeDocument/2006/customXml" ds:itemID="{26259216-AD86-464A-AEAD-95B1F9E17392}">
   <ds:schemaRefs>
     <ds:schemaRef ds:uri="http://schemas.microsoft.com/office/2006/metadata/properties"/>
@@ -14313,22 +14345,14 @@
 </ds:datastoreItem>
 </file>
 
-<file path=customXml/itemProps2.xml><?xml version="1.0" encoding="utf-8"?>
-<ds:datastoreItem xmlns:ds="http://schemas.openxmlformats.org/officeDocument/2006/customXml" ds:itemID="{A9F2CEBA-C824-4C86-81A8-E32CBD0EB92D}">
-  <ds:schemaRefs>
-    <ds:schemaRef ds:uri="http://schemas.openxmlformats.org/officeDocument/2006/bibliography"/>
-  </ds:schemaRefs>
-</ds:datastoreItem>
+<file path=customXml/itemProps3.xml><?xml version="1.0" encoding="utf-8"?>
+<ds:datastoreItem xmlns:ds="http://schemas.openxmlformats.org/officeDocument/2006/customXml" ds:itemID="{EF8B9CA7-B091-42B8-A941-20F0B5472E08}"/>
 </file>
 
-<file path=customXml/itemProps3.xml><?xml version="1.0" encoding="utf-8"?>
+<file path=customXml/itemProps4.xml><?xml version="1.0" encoding="utf-8"?>
 <ds:datastoreItem xmlns:ds="http://schemas.openxmlformats.org/officeDocument/2006/customXml" ds:itemID="{D00A4A46-BDBD-48AC-87B9-2BA42D9CC06F}">
   <ds:schemaRefs>
     <ds:schemaRef ds:uri="http://schemas.microsoft.com/sharepoint/v3/contenttype/forms"/>
   </ds:schemaRefs>
 </ds:datastoreItem>
-</file>
-
-<file path=customXml/itemProps4.xml><?xml version="1.0" encoding="utf-8"?>
-<ds:datastoreItem xmlns:ds="http://schemas.openxmlformats.org/officeDocument/2006/customXml" ds:itemID="{830C900C-5981-47C7-BB68-B5BEACF666CA}"/>
 </file>